--- a/treinamento/oficina-nos-trilhos/2-roteiro-do-facilitador.docx
+++ b/treinamento/oficina-nos-trilhos/2-roteiro-do-facilitador.docx
@@ -564,7 +564,7 @@
         <w:spacing w:after="120" w:line="300"/>
       </w:pPr>
       <w:r>
-        <w:t xml:space="preserve">A oficina usa duas lentes, sempre juntas e sempre com o mesmo papel. A ferrovia é a lente para ver: todo desenho é de trilhos. O contrato é a lente para entender o motivo: toda regra é explicada com as minutas de um contrato. Não troque os papéis no meio da oficina, e não traga uma terceira analogia.</w:t>
+        <w:t xml:space="preserve">A oficina usa duas lentes, sempre juntas e sempre com o mesmo papel. A ferrovia é a lente para ver: todo desenho é de trilhos. O contrato é a lente para entender o motivo: toda regra é explicada com as minutas de um contrato. Não troque os papéis no meio da oficina, e não traga uma terceira analogia. O trem, a composição, é a versão do produto: o que se monta na develop, para na vistoria e entra em operação na main. Ele corresponde ao texto do contrato. Os trilhos e as estações não são o trem: são o caminho e o registro dele.</w:t>
       </w:r>
     </w:p>
     <w:tbl>
@@ -678,6 +678,87 @@
                 <w:color w:val="FFFFFF"/>
               </w:rPr>
               <w:t xml:space="preserve">No contrato</w:t>
+            </w:r>
+          </w:p>
+        </w:tc>
+      </w:tr>
+      <w:tr>
+        <w:tc>
+          <w:tcPr>
+            <w:tcW w:type="dxa" w:w="2000"/>
+            <w:tcBorders>
+              <w:top w:val="single" w:color="C2D2D6" w:sz="4"/>
+              <w:left w:val="single" w:color="C2D2D6" w:sz="4"/>
+              <w:bottom w:val="single" w:color="C2D2D6" w:sz="4"/>
+              <w:right w:val="single" w:color="C2D2D6" w:sz="4"/>
+            </w:tcBorders>
+            <w:tcMar>
+              <w:top w:type="dxa" w:w="80"/>
+              <w:left w:type="dxa" w:w="120"/>
+              <w:bottom w:type="dxa" w:w="80"/>
+              <w:right w:type="dxa" w:w="120"/>
+            </w:tcMar>
+          </w:tcPr>
+          <w:p>
+            <w:pPr>
+              <w:spacing w:after="0" w:line="270"/>
+            </w:pPr>
+            <w:r>
+              <w:rPr>
+                <w:b/>
+                <w:bCs/>
+              </w:rPr>
+              <w:t xml:space="preserve">A versão do produto</w:t>
+            </w:r>
+          </w:p>
+        </w:tc>
+        <w:tc>
+          <w:tcPr>
+            <w:tcW w:type="dxa" w:w="3326"/>
+            <w:tcBorders>
+              <w:top w:val="single" w:color="C2D2D6" w:sz="4"/>
+              <w:left w:val="single" w:color="C2D2D6" w:sz="4"/>
+              <w:bottom w:val="single" w:color="C2D2D6" w:sz="4"/>
+              <w:right w:val="single" w:color="C2D2D6" w:sz="4"/>
+            </w:tcBorders>
+            <w:tcMar>
+              <w:top w:type="dxa" w:w="80"/>
+              <w:left w:type="dxa" w:w="120"/>
+              <w:bottom w:type="dxa" w:w="80"/>
+              <w:right w:type="dxa" w:w="120"/>
+            </w:tcMar>
+          </w:tcPr>
+          <w:p>
+            <w:pPr>
+              <w:spacing w:after="0" w:line="270"/>
+            </w:pPr>
+            <w:r>
+              <w:t xml:space="preserve">a composição: o trem</w:t>
+            </w:r>
+          </w:p>
+        </w:tc>
+        <w:tc>
+          <w:tcPr>
+            <w:tcW w:type="dxa" w:w="3700"/>
+            <w:tcBorders>
+              <w:top w:val="single" w:color="C2D2D6" w:sz="4"/>
+              <w:left w:val="single" w:color="C2D2D6" w:sz="4"/>
+              <w:bottom w:val="single" w:color="C2D2D6" w:sz="4"/>
+              <w:right w:val="single" w:color="C2D2D6" w:sz="4"/>
+            </w:tcBorders>
+            <w:tcMar>
+              <w:top w:type="dxa" w:w="80"/>
+              <w:left w:type="dxa" w:w="120"/>
+              <w:bottom w:type="dxa" w:w="80"/>
+              <w:right w:type="dxa" w:w="120"/>
+            </w:tcMar>
+          </w:tcPr>
+          <w:p>
+            <w:pPr>
+              <w:spacing w:after="0" w:line="270"/>
+            </w:pPr>
+            <w:r>
+              <w:t xml:space="preserve">o texto do contrato</w:t>
             </w:r>
           </w:p>
         </w:tc>
@@ -3749,7 +3830,7 @@
           <w:iCs/>
           <w:color w:val="22292E"/>
         </w:rPr>
-        <w:t xml:space="preserve">A linha azul é um trilho. Cada bolinha é uma estação, um commit. Em B sai um desvio: alguém foi trabalhar separado, sem fechar a linha. F1 e F2 são as paradas desse trabalho. Em M, o desvio volta: isso é o merge.</w:t>
+        <w:t xml:space="preserve">A linha azul é um trilho. Cada bolinha é uma estação, um commit. Em B sai um desvio: alguém foi trabalhar separado, sem fechar a linha. F1 e F2 são as paradas desse trabalho. Em M, o desvio volta: isso é o merge. E o trem? O trem é a versão do produto, o texto do contrato. Os trilhos e as estações são o caminho e o registro dela.</w:t>
       </w:r>
     </w:p>
     <w:p>

--- a/treinamento/oficina-nos-trilhos/2-roteiro-do-facilitador.docx
+++ b/treinamento/oficina-nos-trilhos/2-roteiro-do-facilitador.docx
@@ -342,7 +342,7 @@
         <w:rPr>
           <w:color w:val="525F66"/>
         </w:rPr>
-        <w:t xml:space="preserve"> — objetivos, as duas analogias e os papéis</w:t>
+        <w:t xml:space="preserve"> — objetivos, as duas partes e os papéis</w:t>
       </w:r>
     </w:p>
     <w:p>
@@ -467,7 +467,7 @@
         <w:spacing w:after="120" w:line="300"/>
       </w:pPr>
       <w:r>
-        <w:t xml:space="preserve">A oficina apresenta o GitFlow a quem nunca programou: a pessoa de negócio que acompanha entregas, conversa com o time técnico e ouve falar de branch, merge e release sem saber o que cada coisa quer dizer. Ao fim, ela entende o desenho do fluxo, os tipos de merge e as regras do Modelo VIC que tocam o seu dia a dia, e sabe que perguntas fazer ao time.</w:t>
+        <w:t xml:space="preserve">A oficina apresenta o GitFlow a quem nunca programou: a pessoa de negócio que acompanha entregas, conversa com o time técnico e ouve falar de branch, merge e release sem saber o que cada coisa quer dizer. Ao fim, ela entende para que servem as branches, os tipos de merge e as regras do Modelo VIC que tocam o seu dia a dia, e sabe que perguntas fazer ao time.</w:t>
       </w:r>
     </w:p>
     <w:p>
@@ -496,7 +496,7 @@
         <w:spacing w:after="80" w:line="290"/>
       </w:pPr>
       <w:r>
-        <w:t xml:space="preserve">Explicar em uma frase o que é um commit, uma branch e um merge.</w:t>
+        <w:t xml:space="preserve">Explicar para que serve uma branch: trabalhar num trilho separado sem parar o que está rodando.</w:t>
       </w:r>
     </w:p>
     <w:p>
@@ -522,7 +522,7 @@
         <w:spacing w:after="80" w:line="290"/>
       </w:pPr>
       <w:r>
-        <w:t xml:space="preserve">Reconhecer, num desenho, os quatro tipos de merge (fast-forward, merge commit, squash e rebase) e dizer o que cada um deixa no histórico.</w:t>
+        <w:t xml:space="preserve">Explicar em uma frase o que é um commit e um merge.</w:t>
       </w:r>
     </w:p>
     <w:p>
@@ -535,7 +535,7 @@
         <w:spacing w:after="80" w:line="290"/>
       </w:pPr>
       <w:r>
-        <w:t xml:space="preserve">Explicar o que é um conflito e por que a decisão pode ser de negócio.</w:t>
+        <w:t xml:space="preserve">Reconhecer, num desenho, os quatro tipos de merge (fast-forward, merge commit, squash e rebase) e dizer o que cada um deixa no histórico.</w:t>
       </w:r>
     </w:p>
     <w:p>
@@ -548,6 +548,19 @@
         <w:spacing w:after="80" w:line="290"/>
       </w:pPr>
       <w:r>
+        <w:t xml:space="preserve">Explicar o que é um conflito e por que a decisão pode ser de negócio.</w:t>
+      </w:r>
+    </w:p>
+    <w:p>
+      <w:pPr>
+        <w:pStyle w:val="ListParagraph"/>
+        <w:numPr>
+          <w:ilvl w:val="0"/>
+          <w:numId w:val="2"/>
+        </w:numPr>
+        <w:spacing w:after="80" w:line="290"/>
+      </w:pPr>
+      <w:r>
         <w:t xml:space="preserve">Relacionar o fluxo com as regras do Modelo VIC: pull request, proteção das branches, merge back, número da versão e divergência.</w:t>
       </w:r>
     </w:p>
@@ -556,7 +569,7 @@
         <w:pStyle w:val="Heading2"/>
       </w:pPr>
       <w:r>
-        <w:t xml:space="preserve">As duas analogias</w:t>
+        <w:t xml:space="preserve">Duas partes, duas analogias</w:t>
       </w:r>
     </w:p>
     <w:p>
@@ -564,7 +577,22 @@
         <w:spacing w:after="120" w:line="300"/>
       </w:pPr>
       <w:r>
-        <w:t xml:space="preserve">A oficina usa duas lentes, sempre juntas e sempre com o mesmo papel. A ferrovia é a lente para ver: todo desenho é de trilhos. O contrato é a lente para entender o motivo: toda regra é explicada com as minutas de um contrato. Não troque os papéis no meio da oficina, e não traga uma terceira analogia. O trem, a composição, é a versão do produto: o que se monta na develop, para na vistoria e entra em operação na main. Ele corresponde ao texto do contrato. Os trilhos e as estações não são o trem: são o caminho e o registro dele.</w:t>
+        <w:t xml:space="preserve">A oficina ensina em degraus, e cada degrau tem a sua analogia. Não misture as duas: o trem não fala de versões nem de tipos de merge, e o contrato só entra depois do intervalo.</w:t>
+      </w:r>
+    </w:p>
+    <w:p>
+      <w:pPr>
+        <w:spacing w:after="120" w:line="300"/>
+      </w:pPr>
+      <w:r>
+        <w:rPr>
+          <w:b/>
+          <w:bCs/>
+        </w:rPr>
+        <w:t xml:space="preserve">Parte 1 — o trem, para entender as branches. </w:t>
+      </w:r>
+      <w:r>
+        <w:t xml:space="preserve">O trem é o software, e cada vagão é uma funcionalidade. Mudar o software é mexer nos vagões: um vagão novo, uma melhoria num vagão ou o conserto de um vagão com defeito. O trem não pode parar, porque tem passageiros. Por isso o trabalho é feito em outros trilhos, e o que fica pronto é engatado de volta.</w:t>
       </w:r>
     </w:p>
     <w:tbl>
@@ -580,9 +608,10 @@
         </w:tblBorders>
       </w:tblPr>
       <w:tblGrid>
+        <w:gridCol w:w="1500"/>
         <w:gridCol w:w="2000"/>
-        <w:gridCol w:w="3326"/>
-        <w:gridCol w:w="3700"/>
+        <w:gridCol w:w="3226"/>
+        <w:gridCol w:w="2300"/>
       </w:tblGrid>
       <w:tr>
         <w:trPr>
@@ -590,7 +619,698 @@
         </w:trPr>
         <w:tc>
           <w:tcPr>
+            <w:tcW w:type="dxa" w:w="1500"/>
+            <w:tcBorders>
+              <w:top w:val="single" w:color="C2D2D6" w:sz="4"/>
+              <w:left w:val="single" w:color="C2D2D6" w:sz="4"/>
+              <w:bottom w:val="single" w:color="C2D2D6" w:sz="4"/>
+              <w:right w:val="single" w:color="C2D2D6" w:sz="4"/>
+            </w:tcBorders>
+            <w:shd w:fill="005CA9" w:color="auto" w:val="clear"/>
+            <w:tcMar>
+              <w:top w:type="dxa" w:w="80"/>
+              <w:left w:type="dxa" w:w="120"/>
+              <w:bottom w:type="dxa" w:w="80"/>
+              <w:right w:type="dxa" w:w="120"/>
+            </w:tcMar>
+          </w:tcPr>
+          <w:p>
+            <w:pPr>
+              <w:spacing w:after="0" w:line="270"/>
+            </w:pPr>
+            <w:r>
+              <w:rPr>
+                <w:b/>
+                <w:bCs/>
+                <w:color w:val="FFFFFF"/>
+              </w:rPr>
+              <w:t xml:space="preserve">Trilho</w:t>
+            </w:r>
+          </w:p>
+        </w:tc>
+        <w:tc>
+          <w:tcPr>
             <w:tcW w:type="dxa" w:w="2000"/>
+            <w:tcBorders>
+              <w:top w:val="single" w:color="C2D2D6" w:sz="4"/>
+              <w:left w:val="single" w:color="C2D2D6" w:sz="4"/>
+              <w:bottom w:val="single" w:color="C2D2D6" w:sz="4"/>
+              <w:right w:val="single" w:color="C2D2D6" w:sz="4"/>
+            </w:tcBorders>
+            <w:shd w:fill="005CA9" w:color="auto" w:val="clear"/>
+            <w:tcMar>
+              <w:top w:type="dxa" w:w="80"/>
+              <w:left w:type="dxa" w:w="120"/>
+              <w:bottom w:type="dxa" w:w="80"/>
+              <w:right w:type="dxa" w:w="120"/>
+            </w:tcMar>
+          </w:tcPr>
+          <w:p>
+            <w:pPr>
+              <w:spacing w:after="0" w:line="270"/>
+            </w:pPr>
+            <w:r>
+              <w:rPr>
+                <w:b/>
+                <w:bCs/>
+                <w:color w:val="FFFFFF"/>
+              </w:rPr>
+              <w:t xml:space="preserve">Na ferrovia</w:t>
+            </w:r>
+          </w:p>
+        </w:tc>
+        <w:tc>
+          <w:tcPr>
+            <w:tcW w:type="dxa" w:w="3226"/>
+            <w:tcBorders>
+              <w:top w:val="single" w:color="C2D2D6" w:sz="4"/>
+              <w:left w:val="single" w:color="C2D2D6" w:sz="4"/>
+              <w:bottom w:val="single" w:color="C2D2D6" w:sz="4"/>
+              <w:right w:val="single" w:color="C2D2D6" w:sz="4"/>
+            </w:tcBorders>
+            <w:shd w:fill="005CA9" w:color="auto" w:val="clear"/>
+            <w:tcMar>
+              <w:top w:type="dxa" w:w="80"/>
+              <w:left w:type="dxa" w:w="120"/>
+              <w:bottom w:type="dxa" w:w="80"/>
+              <w:right w:type="dxa" w:w="120"/>
+            </w:tcMar>
+          </w:tcPr>
+          <w:p>
+            <w:pPr>
+              <w:spacing w:after="0" w:line="270"/>
+            </w:pPr>
+            <w:r>
+              <w:rPr>
+                <w:b/>
+                <w:bCs/>
+                <w:color w:val="FFFFFF"/>
+              </w:rPr>
+              <w:t xml:space="preserve">O que roda</w:t>
+            </w:r>
+          </w:p>
+        </w:tc>
+        <w:tc>
+          <w:tcPr>
+            <w:tcW w:type="dxa" w:w="2300"/>
+            <w:tcBorders>
+              <w:top w:val="single" w:color="C2D2D6" w:sz="4"/>
+              <w:left w:val="single" w:color="C2D2D6" w:sz="4"/>
+              <w:bottom w:val="single" w:color="C2D2D6" w:sz="4"/>
+              <w:right w:val="single" w:color="C2D2D6" w:sz="4"/>
+            </w:tcBorders>
+            <w:shd w:fill="005CA9" w:color="auto" w:val="clear"/>
+            <w:tcMar>
+              <w:top w:type="dxa" w:w="80"/>
+              <w:left w:type="dxa" w:w="120"/>
+              <w:bottom w:type="dxa" w:w="80"/>
+              <w:right w:type="dxa" w:w="120"/>
+            </w:tcMar>
+          </w:tcPr>
+          <w:p>
+            <w:pPr>
+              <w:spacing w:after="0" w:line="270"/>
+            </w:pPr>
+            <w:r>
+              <w:rPr>
+                <w:b/>
+                <w:bCs/>
+                <w:color w:val="FFFFFF"/>
+              </w:rPr>
+              <w:t xml:space="preserve">Sai de → vai para</w:t>
+            </w:r>
+          </w:p>
+        </w:tc>
+      </w:tr>
+      <w:tr>
+        <w:tc>
+          <w:tcPr>
+            <w:tcW w:type="dxa" w:w="1500"/>
+            <w:tcBorders>
+              <w:top w:val="single" w:color="C2D2D6" w:sz="4"/>
+              <w:left w:val="single" w:color="C2D2D6" w:sz="4"/>
+              <w:bottom w:val="single" w:color="C2D2D6" w:sz="4"/>
+              <w:right w:val="single" w:color="C2D2D6" w:sz="4"/>
+            </w:tcBorders>
+            <w:tcMar>
+              <w:top w:type="dxa" w:w="80"/>
+              <w:left w:type="dxa" w:w="120"/>
+              <w:bottom w:type="dxa" w:w="80"/>
+              <w:right w:type="dxa" w:w="120"/>
+            </w:tcMar>
+          </w:tcPr>
+          <w:p>
+            <w:pPr>
+              <w:spacing w:after="0" w:line="270"/>
+            </w:pPr>
+            <w:r>
+              <w:rPr>
+                <w:rFonts w:ascii="Consolas" w:cs="Consolas" w:eastAsia="Consolas" w:hAnsi="Consolas"/>
+              </w:rPr>
+              <w:t xml:space="preserve">main</w:t>
+            </w:r>
+          </w:p>
+        </w:tc>
+        <w:tc>
+          <w:tcPr>
+            <w:tcW w:type="dxa" w:w="2000"/>
+            <w:tcBorders>
+              <w:top w:val="single" w:color="C2D2D6" w:sz="4"/>
+              <w:left w:val="single" w:color="C2D2D6" w:sz="4"/>
+              <w:bottom w:val="single" w:color="C2D2D6" w:sz="4"/>
+              <w:right w:val="single" w:color="C2D2D6" w:sz="4"/>
+            </w:tcBorders>
+            <w:tcMar>
+              <w:top w:type="dxa" w:w="80"/>
+              <w:left w:type="dxa" w:w="120"/>
+              <w:bottom w:type="dxa" w:w="80"/>
+              <w:right w:type="dxa" w:w="120"/>
+            </w:tcMar>
+          </w:tcPr>
+          <w:p>
+            <w:pPr>
+              <w:spacing w:after="0" w:line="270"/>
+            </w:pPr>
+            <w:r>
+              <w:t xml:space="preserve">a linha comercial</w:t>
+            </w:r>
+          </w:p>
+        </w:tc>
+        <w:tc>
+          <w:tcPr>
+            <w:tcW w:type="dxa" w:w="3226"/>
+            <w:tcBorders>
+              <w:top w:val="single" w:color="C2D2D6" w:sz="4"/>
+              <w:left w:val="single" w:color="C2D2D6" w:sz="4"/>
+              <w:bottom w:val="single" w:color="C2D2D6" w:sz="4"/>
+              <w:right w:val="single" w:color="C2D2D6" w:sz="4"/>
+            </w:tcBorders>
+            <w:tcMar>
+              <w:top w:type="dxa" w:w="80"/>
+              <w:left w:type="dxa" w:w="120"/>
+              <w:bottom w:type="dxa" w:w="80"/>
+              <w:right w:type="dxa" w:w="120"/>
+            </w:tcMar>
+          </w:tcPr>
+          <w:p>
+            <w:pPr>
+              <w:spacing w:after="0" w:line="270"/>
+            </w:pPr>
+            <w:r>
+              <w:t xml:space="preserve">o trem completo, com passageiros</w:t>
+            </w:r>
+          </w:p>
+        </w:tc>
+        <w:tc>
+          <w:tcPr>
+            <w:tcW w:type="dxa" w:w="2300"/>
+            <w:tcBorders>
+              <w:top w:val="single" w:color="C2D2D6" w:sz="4"/>
+              <w:left w:val="single" w:color="C2D2D6" w:sz="4"/>
+              <w:bottom w:val="single" w:color="C2D2D6" w:sz="4"/>
+              <w:right w:val="single" w:color="C2D2D6" w:sz="4"/>
+            </w:tcBorders>
+            <w:tcMar>
+              <w:top w:type="dxa" w:w="80"/>
+              <w:left w:type="dxa" w:w="120"/>
+              <w:bottom w:type="dxa" w:w="80"/>
+              <w:right w:type="dxa" w:w="120"/>
+            </w:tcMar>
+          </w:tcPr>
+          <w:p>
+            <w:pPr>
+              <w:spacing w:after="0" w:line="270"/>
+            </w:pPr>
+            <w:r>
+              <w:t xml:space="preserve">permanente</w:t>
+            </w:r>
+          </w:p>
+        </w:tc>
+      </w:tr>
+      <w:tr>
+        <w:tc>
+          <w:tcPr>
+            <w:tcW w:type="dxa" w:w="1500"/>
+            <w:tcBorders>
+              <w:top w:val="single" w:color="C2D2D6" w:sz="4"/>
+              <w:left w:val="single" w:color="C2D2D6" w:sz="4"/>
+              <w:bottom w:val="single" w:color="C2D2D6" w:sz="4"/>
+              <w:right w:val="single" w:color="C2D2D6" w:sz="4"/>
+            </w:tcBorders>
+            <w:tcMar>
+              <w:top w:type="dxa" w:w="80"/>
+              <w:left w:type="dxa" w:w="120"/>
+              <w:bottom w:type="dxa" w:w="80"/>
+              <w:right w:type="dxa" w:w="120"/>
+            </w:tcMar>
+          </w:tcPr>
+          <w:p>
+            <w:pPr>
+              <w:spacing w:after="0" w:line="270"/>
+            </w:pPr>
+            <w:r>
+              <w:rPr>
+                <w:rFonts w:ascii="Consolas" w:cs="Consolas" w:eastAsia="Consolas" w:hAnsi="Consolas"/>
+              </w:rPr>
+              <w:t xml:space="preserve">develop</w:t>
+            </w:r>
+          </w:p>
+        </w:tc>
+        <w:tc>
+          <w:tcPr>
+            <w:tcW w:type="dxa" w:w="2000"/>
+            <w:tcBorders>
+              <w:top w:val="single" w:color="C2D2D6" w:sz="4"/>
+              <w:left w:val="single" w:color="C2D2D6" w:sz="4"/>
+              <w:bottom w:val="single" w:color="C2D2D6" w:sz="4"/>
+              <w:right w:val="single" w:color="C2D2D6" w:sz="4"/>
+            </w:tcBorders>
+            <w:tcMar>
+              <w:top w:type="dxa" w:w="80"/>
+              <w:left w:type="dxa" w:w="120"/>
+              <w:bottom w:type="dxa" w:w="80"/>
+              <w:right w:type="dxa" w:w="120"/>
+            </w:tcMar>
+          </w:tcPr>
+          <w:p>
+            <w:pPr>
+              <w:spacing w:after="0" w:line="270"/>
+            </w:pPr>
+            <w:r>
+              <w:t xml:space="preserve">o pátio de montagem</w:t>
+            </w:r>
+          </w:p>
+        </w:tc>
+        <w:tc>
+          <w:tcPr>
+            <w:tcW w:type="dxa" w:w="3226"/>
+            <w:tcBorders>
+              <w:top w:val="single" w:color="C2D2D6" w:sz="4"/>
+              <w:left w:val="single" w:color="C2D2D6" w:sz="4"/>
+              <w:bottom w:val="single" w:color="C2D2D6" w:sz="4"/>
+              <w:right w:val="single" w:color="C2D2D6" w:sz="4"/>
+            </w:tcBorders>
+            <w:tcMar>
+              <w:top w:type="dxa" w:w="80"/>
+              <w:left w:type="dxa" w:w="120"/>
+              <w:bottom w:type="dxa" w:w="80"/>
+              <w:right w:type="dxa" w:w="120"/>
+            </w:tcMar>
+          </w:tcPr>
+          <w:p>
+            <w:pPr>
+              <w:spacing w:after="0" w:line="270"/>
+            </w:pPr>
+            <w:r>
+              <w:t xml:space="preserve">a próxima composição, com os vagões já prontos</w:t>
+            </w:r>
+          </w:p>
+        </w:tc>
+        <w:tc>
+          <w:tcPr>
+            <w:tcW w:type="dxa" w:w="2300"/>
+            <w:tcBorders>
+              <w:top w:val="single" w:color="C2D2D6" w:sz="4"/>
+              <w:left w:val="single" w:color="C2D2D6" w:sz="4"/>
+              <w:bottom w:val="single" w:color="C2D2D6" w:sz="4"/>
+              <w:right w:val="single" w:color="C2D2D6" w:sz="4"/>
+            </w:tcBorders>
+            <w:tcMar>
+              <w:top w:type="dxa" w:w="80"/>
+              <w:left w:type="dxa" w:w="120"/>
+              <w:bottom w:type="dxa" w:w="80"/>
+              <w:right w:type="dxa" w:w="120"/>
+            </w:tcMar>
+          </w:tcPr>
+          <w:p>
+            <w:pPr>
+              <w:spacing w:after="0" w:line="270"/>
+            </w:pPr>
+            <w:r>
+              <w:t xml:space="preserve">permanente</w:t>
+            </w:r>
+          </w:p>
+        </w:tc>
+      </w:tr>
+      <w:tr>
+        <w:tc>
+          <w:tcPr>
+            <w:tcW w:type="dxa" w:w="1500"/>
+            <w:tcBorders>
+              <w:top w:val="single" w:color="C2D2D6" w:sz="4"/>
+              <w:left w:val="single" w:color="C2D2D6" w:sz="4"/>
+              <w:bottom w:val="single" w:color="C2D2D6" w:sz="4"/>
+              <w:right w:val="single" w:color="C2D2D6" w:sz="4"/>
+            </w:tcBorders>
+            <w:tcMar>
+              <w:top w:type="dxa" w:w="80"/>
+              <w:left w:type="dxa" w:w="120"/>
+              <w:bottom w:type="dxa" w:w="80"/>
+              <w:right w:type="dxa" w:w="120"/>
+            </w:tcMar>
+          </w:tcPr>
+          <w:p>
+            <w:pPr>
+              <w:spacing w:after="0" w:line="270"/>
+            </w:pPr>
+            <w:r>
+              <w:rPr>
+                <w:rFonts w:ascii="Consolas" w:cs="Consolas" w:eastAsia="Consolas" w:hAnsi="Consolas"/>
+              </w:rPr>
+              <w:t xml:space="preserve">feature/*</w:t>
+            </w:r>
+          </w:p>
+        </w:tc>
+        <w:tc>
+          <w:tcPr>
+            <w:tcW w:type="dxa" w:w="2000"/>
+            <w:tcBorders>
+              <w:top w:val="single" w:color="C2D2D6" w:sz="4"/>
+              <w:left w:val="single" w:color="C2D2D6" w:sz="4"/>
+              <w:bottom w:val="single" w:color="C2D2D6" w:sz="4"/>
+              <w:right w:val="single" w:color="C2D2D6" w:sz="4"/>
+            </w:tcBorders>
+            <w:tcMar>
+              <w:top w:type="dxa" w:w="80"/>
+              <w:left w:type="dxa" w:w="120"/>
+              <w:bottom w:type="dxa" w:w="80"/>
+              <w:right w:type="dxa" w:w="120"/>
+            </w:tcMar>
+          </w:tcPr>
+          <w:p>
+            <w:pPr>
+              <w:spacing w:after="0" w:line="270"/>
+            </w:pPr>
+            <w:r>
+              <w:t xml:space="preserve">a oficina</w:t>
+            </w:r>
+          </w:p>
+        </w:tc>
+        <w:tc>
+          <w:tcPr>
+            <w:tcW w:type="dxa" w:w="3226"/>
+            <w:tcBorders>
+              <w:top w:val="single" w:color="C2D2D6" w:sz="4"/>
+              <w:left w:val="single" w:color="C2D2D6" w:sz="4"/>
+              <w:bottom w:val="single" w:color="C2D2D6" w:sz="4"/>
+              <w:right w:val="single" w:color="C2D2D6" w:sz="4"/>
+            </w:tcBorders>
+            <w:tcMar>
+              <w:top w:type="dxa" w:w="80"/>
+              <w:left w:type="dxa" w:w="120"/>
+              <w:bottom w:type="dxa" w:w="80"/>
+              <w:right w:type="dxa" w:w="120"/>
+            </w:tcMar>
+          </w:tcPr>
+          <w:p>
+            <w:pPr>
+              <w:spacing w:after="0" w:line="270"/>
+            </w:pPr>
+            <w:r>
+              <w:t xml:space="preserve">um vagão, novo ou em melhoria</w:t>
+            </w:r>
+          </w:p>
+        </w:tc>
+        <w:tc>
+          <w:tcPr>
+            <w:tcW w:type="dxa" w:w="2300"/>
+            <w:tcBorders>
+              <w:top w:val="single" w:color="C2D2D6" w:sz="4"/>
+              <w:left w:val="single" w:color="C2D2D6" w:sz="4"/>
+              <w:bottom w:val="single" w:color="C2D2D6" w:sz="4"/>
+              <w:right w:val="single" w:color="C2D2D6" w:sz="4"/>
+            </w:tcBorders>
+            <w:tcMar>
+              <w:top w:type="dxa" w:w="80"/>
+              <w:left w:type="dxa" w:w="120"/>
+              <w:bottom w:type="dxa" w:w="80"/>
+              <w:right w:type="dxa" w:w="120"/>
+            </w:tcMar>
+          </w:tcPr>
+          <w:p>
+            <w:pPr>
+              <w:spacing w:after="0" w:line="270"/>
+            </w:pPr>
+            <w:r>
+              <w:t xml:space="preserve">develop → develop</w:t>
+            </w:r>
+          </w:p>
+        </w:tc>
+      </w:tr>
+      <w:tr>
+        <w:tc>
+          <w:tcPr>
+            <w:tcW w:type="dxa" w:w="1500"/>
+            <w:tcBorders>
+              <w:top w:val="single" w:color="C2D2D6" w:sz="4"/>
+              <w:left w:val="single" w:color="C2D2D6" w:sz="4"/>
+              <w:bottom w:val="single" w:color="C2D2D6" w:sz="4"/>
+              <w:right w:val="single" w:color="C2D2D6" w:sz="4"/>
+            </w:tcBorders>
+            <w:tcMar>
+              <w:top w:type="dxa" w:w="80"/>
+              <w:left w:type="dxa" w:w="120"/>
+              <w:bottom w:type="dxa" w:w="80"/>
+              <w:right w:type="dxa" w:w="120"/>
+            </w:tcMar>
+          </w:tcPr>
+          <w:p>
+            <w:pPr>
+              <w:spacing w:after="0" w:line="270"/>
+            </w:pPr>
+            <w:r>
+              <w:rPr>
+                <w:rFonts w:ascii="Consolas" w:cs="Consolas" w:eastAsia="Consolas" w:hAnsi="Consolas"/>
+              </w:rPr>
+              <w:t xml:space="preserve">release/*</w:t>
+            </w:r>
+          </w:p>
+        </w:tc>
+        <w:tc>
+          <w:tcPr>
+            <w:tcW w:type="dxa" w:w="2000"/>
+            <w:tcBorders>
+              <w:top w:val="single" w:color="C2D2D6" w:sz="4"/>
+              <w:left w:val="single" w:color="C2D2D6" w:sz="4"/>
+              <w:bottom w:val="single" w:color="C2D2D6" w:sz="4"/>
+              <w:right w:val="single" w:color="C2D2D6" w:sz="4"/>
+            </w:tcBorders>
+            <w:tcMar>
+              <w:top w:type="dxa" w:w="80"/>
+              <w:left w:type="dxa" w:w="120"/>
+              <w:bottom w:type="dxa" w:w="80"/>
+              <w:right w:type="dxa" w:w="120"/>
+            </w:tcMar>
+          </w:tcPr>
+          <w:p>
+            <w:pPr>
+              <w:spacing w:after="0" w:line="270"/>
+            </w:pPr>
+            <w:r>
+              <w:t xml:space="preserve">a vistoria</w:t>
+            </w:r>
+          </w:p>
+        </w:tc>
+        <w:tc>
+          <w:tcPr>
+            <w:tcW w:type="dxa" w:w="3226"/>
+            <w:tcBorders>
+              <w:top w:val="single" w:color="C2D2D6" w:sz="4"/>
+              <w:left w:val="single" w:color="C2D2D6" w:sz="4"/>
+              <w:bottom w:val="single" w:color="C2D2D6" w:sz="4"/>
+              <w:right w:val="single" w:color="C2D2D6" w:sz="4"/>
+            </w:tcBorders>
+            <w:tcMar>
+              <w:top w:type="dxa" w:w="80"/>
+              <w:left w:type="dxa" w:w="120"/>
+              <w:bottom w:type="dxa" w:w="80"/>
+              <w:right w:type="dxa" w:w="120"/>
+            </w:tcMar>
+          </w:tcPr>
+          <w:p>
+            <w:pPr>
+              <w:spacing w:after="0" w:line="270"/>
+            </w:pPr>
+            <w:r>
+              <w:t xml:space="preserve">a composição inteira; só se conserta</w:t>
+            </w:r>
+          </w:p>
+        </w:tc>
+        <w:tc>
+          <w:tcPr>
+            <w:tcW w:type="dxa" w:w="2300"/>
+            <w:tcBorders>
+              <w:top w:val="single" w:color="C2D2D6" w:sz="4"/>
+              <w:left w:val="single" w:color="C2D2D6" w:sz="4"/>
+              <w:bottom w:val="single" w:color="C2D2D6" w:sz="4"/>
+              <w:right w:val="single" w:color="C2D2D6" w:sz="4"/>
+            </w:tcBorders>
+            <w:tcMar>
+              <w:top w:type="dxa" w:w="80"/>
+              <w:left w:type="dxa" w:w="120"/>
+              <w:bottom w:type="dxa" w:w="80"/>
+              <w:right w:type="dxa" w:w="120"/>
+            </w:tcMar>
+          </w:tcPr>
+          <w:p>
+            <w:pPr>
+              <w:spacing w:after="0" w:line="270"/>
+            </w:pPr>
+            <w:r>
+              <w:t xml:space="preserve">develop → main e develop</w:t>
+            </w:r>
+          </w:p>
+        </w:tc>
+      </w:tr>
+      <w:tr>
+        <w:tc>
+          <w:tcPr>
+            <w:tcW w:type="dxa" w:w="1500"/>
+            <w:tcBorders>
+              <w:top w:val="single" w:color="C2D2D6" w:sz="4"/>
+              <w:left w:val="single" w:color="C2D2D6" w:sz="4"/>
+              <w:bottom w:val="single" w:color="C2D2D6" w:sz="4"/>
+              <w:right w:val="single" w:color="C2D2D6" w:sz="4"/>
+            </w:tcBorders>
+            <w:tcMar>
+              <w:top w:type="dxa" w:w="80"/>
+              <w:left w:type="dxa" w:w="120"/>
+              <w:bottom w:type="dxa" w:w="80"/>
+              <w:right w:type="dxa" w:w="120"/>
+            </w:tcMar>
+          </w:tcPr>
+          <w:p>
+            <w:pPr>
+              <w:spacing w:after="0" w:line="270"/>
+            </w:pPr>
+            <w:r>
+              <w:rPr>
+                <w:rFonts w:ascii="Consolas" w:cs="Consolas" w:eastAsia="Consolas" w:hAnsi="Consolas"/>
+              </w:rPr>
+              <w:t xml:space="preserve">hotfix/*</w:t>
+            </w:r>
+          </w:p>
+        </w:tc>
+        <w:tc>
+          <w:tcPr>
+            <w:tcW w:type="dxa" w:w="2000"/>
+            <w:tcBorders>
+              <w:top w:val="single" w:color="C2D2D6" w:sz="4"/>
+              <w:left w:val="single" w:color="C2D2D6" w:sz="4"/>
+              <w:bottom w:val="single" w:color="C2D2D6" w:sz="4"/>
+              <w:right w:val="single" w:color="C2D2D6" w:sz="4"/>
+            </w:tcBorders>
+            <w:tcMar>
+              <w:top w:type="dxa" w:w="80"/>
+              <w:left w:type="dxa" w:w="120"/>
+              <w:bottom w:type="dxa" w:w="80"/>
+              <w:right w:type="dxa" w:w="120"/>
+            </w:tcMar>
+          </w:tcPr>
+          <w:p>
+            <w:pPr>
+              <w:spacing w:after="0" w:line="270"/>
+            </w:pPr>
+            <w:r>
+              <w:t xml:space="preserve">a emergência</w:t>
+            </w:r>
+          </w:p>
+        </w:tc>
+        <w:tc>
+          <w:tcPr>
+            <w:tcW w:type="dxa" w:w="3226"/>
+            <w:tcBorders>
+              <w:top w:val="single" w:color="C2D2D6" w:sz="4"/>
+              <w:left w:val="single" w:color="C2D2D6" w:sz="4"/>
+              <w:bottom w:val="single" w:color="C2D2D6" w:sz="4"/>
+              <w:right w:val="single" w:color="C2D2D6" w:sz="4"/>
+            </w:tcBorders>
+            <w:tcMar>
+              <w:top w:type="dxa" w:w="80"/>
+              <w:left w:type="dxa" w:w="120"/>
+              <w:bottom w:type="dxa" w:w="80"/>
+              <w:right w:type="dxa" w:w="120"/>
+            </w:tcMar>
+          </w:tcPr>
+          <w:p>
+            <w:pPr>
+              <w:spacing w:after="0" w:line="270"/>
+            </w:pPr>
+            <w:r>
+              <w:t xml:space="preserve">um vagão: o que deu defeito no trem comercial</w:t>
+            </w:r>
+          </w:p>
+        </w:tc>
+        <w:tc>
+          <w:tcPr>
+            <w:tcW w:type="dxa" w:w="2300"/>
+            <w:tcBorders>
+              <w:top w:val="single" w:color="C2D2D6" w:sz="4"/>
+              <w:left w:val="single" w:color="C2D2D6" w:sz="4"/>
+              <w:bottom w:val="single" w:color="C2D2D6" w:sz="4"/>
+              <w:right w:val="single" w:color="C2D2D6" w:sz="4"/>
+            </w:tcBorders>
+            <w:tcMar>
+              <w:top w:type="dxa" w:w="80"/>
+              <w:left w:type="dxa" w:w="120"/>
+              <w:bottom w:type="dxa" w:w="80"/>
+              <w:right w:type="dxa" w:w="120"/>
+            </w:tcMar>
+          </w:tcPr>
+          <w:p>
+            <w:pPr>
+              <w:spacing w:after="0" w:line="270"/>
+            </w:pPr>
+            <w:r>
+              <w:t xml:space="preserve">main → main e develop</w:t>
+            </w:r>
+          </w:p>
+        </w:tc>
+      </w:tr>
+    </w:tbl>
+    <w:p>
+      <w:pPr>
+        <w:spacing w:after="120"/>
+      </w:pPr>
+    </w:p>
+    <w:p>
+      <w:pPr>
+        <w:spacing w:after="120" w:line="300"/>
+      </w:pPr>
+      <w:r>
+        <w:rPr>
+          <w:b/>
+          <w:bCs/>
+        </w:rPr>
+        <w:t xml:space="preserve">Parte 2 — o contrato, para entender o que fica registrado e como os trilhos se juntam. </w:t>
+      </w:r>
+      <w:r>
+        <w:t xml:space="preserve">Os trilhos viram linhas do tempo de um contrato. Cada bolinha é uma versão rubricada; cada linha, uma cópia de trabalho; o vagão vira cláusula. É com o contrato que entram o commit, os quatro merges, o conflito, o número da versão, o pull request e o merge back.</w:t>
+      </w:r>
+    </w:p>
+    <w:tbl>
+      <w:tblPr>
+        <w:tblW w:type="dxa" w:w="9026"/>
+        <w:tblBorders>
+          <w:top w:val="single" w:color="auto" w:sz="4"/>
+          <w:left w:val="single" w:color="auto" w:sz="4"/>
+          <w:bottom w:val="single" w:color="auto" w:sz="4"/>
+          <w:right w:val="single" w:color="auto" w:sz="4"/>
+          <w:insideH w:val="single" w:color="auto" w:sz="4"/>
+          <w:insideV w:val="single" w:color="auto" w:sz="4"/>
+        </w:tblBorders>
+      </w:tblPr>
+      <w:tblGrid>
+        <w:gridCol w:w="2400"/>
+        <w:gridCol w:w="6626"/>
+      </w:tblGrid>
+      <w:tr>
+        <w:trPr>
+          <w:tblHeader/>
+        </w:trPr>
+        <w:tc>
+          <w:tcPr>
+            <w:tcW w:type="dxa" w:w="2400"/>
             <w:tcBorders>
               <w:top w:val="single" w:color="C2D2D6" w:sz="4"/>
               <w:left w:val="single" w:color="C2D2D6" w:sz="4"/>
@@ -621,38 +1341,7 @@
         </w:tc>
         <w:tc>
           <w:tcPr>
-            <w:tcW w:type="dxa" w:w="3326"/>
-            <w:tcBorders>
-              <w:top w:val="single" w:color="C2D2D6" w:sz="4"/>
-              <w:left w:val="single" w:color="C2D2D6" w:sz="4"/>
-              <w:bottom w:val="single" w:color="C2D2D6" w:sz="4"/>
-              <w:right w:val="single" w:color="C2D2D6" w:sz="4"/>
-            </w:tcBorders>
-            <w:shd w:fill="005CA9" w:color="auto" w:val="clear"/>
-            <w:tcMar>
-              <w:top w:type="dxa" w:w="80"/>
-              <w:left w:type="dxa" w:w="120"/>
-              <w:bottom w:type="dxa" w:w="80"/>
-              <w:right w:type="dxa" w:w="120"/>
-            </w:tcMar>
-          </w:tcPr>
-          <w:p>
-            <w:pPr>
-              <w:spacing w:after="0" w:line="270"/>
-            </w:pPr>
-            <w:r>
-              <w:rPr>
-                <w:b/>
-                <w:bCs/>
-                <w:color w:val="FFFFFF"/>
-              </w:rPr>
-              <w:t xml:space="preserve">Na ferrovia</w:t>
-            </w:r>
-          </w:p>
-        </w:tc>
-        <w:tc>
-          <w:tcPr>
-            <w:tcW w:type="dxa" w:w="3700"/>
+            <w:tcW w:type="dxa" w:w="6626"/>
             <w:tcBorders>
               <w:top w:val="single" w:color="C2D2D6" w:sz="4"/>
               <w:left w:val="single" w:color="C2D2D6" w:sz="4"/>
@@ -685,88 +1374,7 @@
       <w:tr>
         <w:tc>
           <w:tcPr>
-            <w:tcW w:type="dxa" w:w="2000"/>
-            <w:tcBorders>
-              <w:top w:val="single" w:color="C2D2D6" w:sz="4"/>
-              <w:left w:val="single" w:color="C2D2D6" w:sz="4"/>
-              <w:bottom w:val="single" w:color="C2D2D6" w:sz="4"/>
-              <w:right w:val="single" w:color="C2D2D6" w:sz="4"/>
-            </w:tcBorders>
-            <w:tcMar>
-              <w:top w:type="dxa" w:w="80"/>
-              <w:left w:type="dxa" w:w="120"/>
-              <w:bottom w:type="dxa" w:w="80"/>
-              <w:right w:type="dxa" w:w="120"/>
-            </w:tcMar>
-          </w:tcPr>
-          <w:p>
-            <w:pPr>
-              <w:spacing w:after="0" w:line="270"/>
-            </w:pPr>
-            <w:r>
-              <w:rPr>
-                <w:b/>
-                <w:bCs/>
-              </w:rPr>
-              <w:t xml:space="preserve">A versão do produto</w:t>
-            </w:r>
-          </w:p>
-        </w:tc>
-        <w:tc>
-          <w:tcPr>
-            <w:tcW w:type="dxa" w:w="3326"/>
-            <w:tcBorders>
-              <w:top w:val="single" w:color="C2D2D6" w:sz="4"/>
-              <w:left w:val="single" w:color="C2D2D6" w:sz="4"/>
-              <w:bottom w:val="single" w:color="C2D2D6" w:sz="4"/>
-              <w:right w:val="single" w:color="C2D2D6" w:sz="4"/>
-            </w:tcBorders>
-            <w:tcMar>
-              <w:top w:type="dxa" w:w="80"/>
-              <w:left w:type="dxa" w:w="120"/>
-              <w:bottom w:type="dxa" w:w="80"/>
-              <w:right w:type="dxa" w:w="120"/>
-            </w:tcMar>
-          </w:tcPr>
-          <w:p>
-            <w:pPr>
-              <w:spacing w:after="0" w:line="270"/>
-            </w:pPr>
-            <w:r>
-              <w:t xml:space="preserve">a composição: o trem</w:t>
-            </w:r>
-          </w:p>
-        </w:tc>
-        <w:tc>
-          <w:tcPr>
-            <w:tcW w:type="dxa" w:w="3700"/>
-            <w:tcBorders>
-              <w:top w:val="single" w:color="C2D2D6" w:sz="4"/>
-              <w:left w:val="single" w:color="C2D2D6" w:sz="4"/>
-              <w:bottom w:val="single" w:color="C2D2D6" w:sz="4"/>
-              <w:right w:val="single" w:color="C2D2D6" w:sz="4"/>
-            </w:tcBorders>
-            <w:tcMar>
-              <w:top w:type="dxa" w:w="80"/>
-              <w:left w:type="dxa" w:w="120"/>
-              <w:bottom w:type="dxa" w:w="80"/>
-              <w:right w:type="dxa" w:w="120"/>
-            </w:tcMar>
-          </w:tcPr>
-          <w:p>
-            <w:pPr>
-              <w:spacing w:after="0" w:line="270"/>
-            </w:pPr>
-            <w:r>
-              <w:t xml:space="preserve">o texto do contrato</w:t>
-            </w:r>
-          </w:p>
-        </w:tc>
-      </w:tr>
-      <w:tr>
-        <w:tc>
-          <w:tcPr>
-            <w:tcW w:type="dxa" w:w="2000"/>
+            <w:tcW w:type="dxa" w:w="2400"/>
             <w:tcBorders>
               <w:top w:val="single" w:color="C2D2D6" w:sz="4"/>
               <w:left w:val="single" w:color="C2D2D6" w:sz="4"/>
@@ -795,32 +1403,7 @@
         </w:tc>
         <w:tc>
           <w:tcPr>
-            <w:tcW w:type="dxa" w:w="3326"/>
-            <w:tcBorders>
-              <w:top w:val="single" w:color="C2D2D6" w:sz="4"/>
-              <w:left w:val="single" w:color="C2D2D6" w:sz="4"/>
-              <w:bottom w:val="single" w:color="C2D2D6" w:sz="4"/>
-              <w:right w:val="single" w:color="C2D2D6" w:sz="4"/>
-            </w:tcBorders>
-            <w:tcMar>
-              <w:top w:type="dxa" w:w="80"/>
-              <w:left w:type="dxa" w:w="120"/>
-              <w:bottom w:type="dxa" w:w="80"/>
-              <w:right w:type="dxa" w:w="120"/>
-            </w:tcMar>
-          </w:tcPr>
-          <w:p>
-            <w:pPr>
-              <w:spacing w:after="0" w:line="270"/>
-            </w:pPr>
-            <w:r>
-              <w:t xml:space="preserve">a malha ferroviária</w:t>
-            </w:r>
-          </w:p>
-        </w:tc>
-        <w:tc>
-          <w:tcPr>
-            <w:tcW w:type="dxa" w:w="3700"/>
+            <w:tcW w:type="dxa" w:w="6626"/>
             <w:tcBorders>
               <w:top w:val="single" w:color="C2D2D6" w:sz="4"/>
               <w:left w:val="single" w:color="C2D2D6" w:sz="4"/>
@@ -847,7 +1430,7 @@
       <w:tr>
         <w:tc>
           <w:tcPr>
-            <w:tcW w:type="dxa" w:w="2000"/>
+            <w:tcW w:type="dxa" w:w="2400"/>
             <w:tcBorders>
               <w:top w:val="single" w:color="C2D2D6" w:sz="4"/>
               <w:left w:val="single" w:color="C2D2D6" w:sz="4"/>
@@ -876,32 +1459,7 @@
         </w:tc>
         <w:tc>
           <w:tcPr>
-            <w:tcW w:type="dxa" w:w="3326"/>
-            <w:tcBorders>
-              <w:top w:val="single" w:color="C2D2D6" w:sz="4"/>
-              <w:left w:val="single" w:color="C2D2D6" w:sz="4"/>
-              <w:bottom w:val="single" w:color="C2D2D6" w:sz="4"/>
-              <w:right w:val="single" w:color="C2D2D6" w:sz="4"/>
-            </w:tcBorders>
-            <w:tcMar>
-              <w:top w:type="dxa" w:w="80"/>
-              <w:left w:type="dxa" w:w="120"/>
-              <w:bottom w:type="dxa" w:w="80"/>
-              <w:right w:type="dxa" w:w="120"/>
-            </w:tcMar>
-          </w:tcPr>
-          <w:p>
-            <w:pPr>
-              <w:spacing w:after="0" w:line="270"/>
-            </w:pPr>
-            <w:r>
-              <w:t xml:space="preserve">uma estação</w:t>
-            </w:r>
-          </w:p>
-        </w:tc>
-        <w:tc>
-          <w:tcPr>
-            <w:tcW w:type="dxa" w:w="3700"/>
+            <w:tcW w:type="dxa" w:w="6626"/>
             <w:tcBorders>
               <w:top w:val="single" w:color="C2D2D6" w:sz="4"/>
               <w:left w:val="single" w:color="C2D2D6" w:sz="4"/>
@@ -928,7 +1486,7 @@
       <w:tr>
         <w:tc>
           <w:tcPr>
-            <w:tcW w:type="dxa" w:w="2000"/>
+            <w:tcW w:type="dxa" w:w="2400"/>
             <w:tcBorders>
               <w:top w:val="single" w:color="C2D2D6" w:sz="4"/>
               <w:left w:val="single" w:color="C2D2D6" w:sz="4"/>
@@ -957,32 +1515,7 @@
         </w:tc>
         <w:tc>
           <w:tcPr>
-            <w:tcW w:type="dxa" w:w="3326"/>
-            <w:tcBorders>
-              <w:top w:val="single" w:color="C2D2D6" w:sz="4"/>
-              <w:left w:val="single" w:color="C2D2D6" w:sz="4"/>
-              <w:bottom w:val="single" w:color="C2D2D6" w:sz="4"/>
-              <w:right w:val="single" w:color="C2D2D6" w:sz="4"/>
-            </w:tcBorders>
-            <w:tcMar>
-              <w:top w:type="dxa" w:w="80"/>
-              <w:left w:type="dxa" w:w="120"/>
-              <w:bottom w:type="dxa" w:w="80"/>
-              <w:right w:type="dxa" w:w="120"/>
-            </w:tcMar>
-          </w:tcPr>
-          <w:p>
-            <w:pPr>
-              <w:spacing w:after="0" w:line="270"/>
-            </w:pPr>
-            <w:r>
-              <w:t xml:space="preserve">um trilho; um desvio, quando sai de outro</w:t>
-            </w:r>
-          </w:p>
-        </w:tc>
-        <w:tc>
-          <w:tcPr>
-            <w:tcW w:type="dxa" w:w="3700"/>
+            <w:tcW w:type="dxa" w:w="6626"/>
             <w:tcBorders>
               <w:top w:val="single" w:color="C2D2D6" w:sz="4"/>
               <w:left w:val="single" w:color="C2D2D6" w:sz="4"/>
@@ -1009,7 +1542,7 @@
       <w:tr>
         <w:tc>
           <w:tcPr>
-            <w:tcW w:type="dxa" w:w="2000"/>
+            <w:tcW w:type="dxa" w:w="2400"/>
             <w:tcBorders>
               <w:top w:val="single" w:color="C2D2D6" w:sz="4"/>
               <w:left w:val="single" w:color="C2D2D6" w:sz="4"/>
@@ -1038,51 +1571,26 @@
         </w:tc>
         <w:tc>
           <w:tcPr>
-            <w:tcW w:type="dxa" w:w="3326"/>
-            <w:tcBorders>
-              <w:top w:val="single" w:color="C2D2D6" w:sz="4"/>
-              <w:left w:val="single" w:color="C2D2D6" w:sz="4"/>
-              <w:bottom w:val="single" w:color="C2D2D6" w:sz="4"/>
-              <w:right w:val="single" w:color="C2D2D6" w:sz="4"/>
-            </w:tcBorders>
-            <w:tcMar>
-              <w:top w:type="dxa" w:w="80"/>
-              <w:left w:type="dxa" w:w="120"/>
-              <w:bottom w:type="dxa" w:w="80"/>
-              <w:right w:type="dxa" w:w="120"/>
-            </w:tcMar>
-          </w:tcPr>
-          <w:p>
-            <w:pPr>
-              <w:spacing w:after="0" w:line="270"/>
-            </w:pPr>
-            <w:r>
-              <w:t xml:space="preserve">um entroncamento</w:t>
-            </w:r>
-          </w:p>
-        </w:tc>
-        <w:tc>
-          <w:tcPr>
-            <w:tcW w:type="dxa" w:w="3700"/>
-            <w:tcBorders>
-              <w:top w:val="single" w:color="C2D2D6" w:sz="4"/>
-              <w:left w:val="single" w:color="C2D2D6" w:sz="4"/>
-              <w:bottom w:val="single" w:color="C2D2D6" w:sz="4"/>
-              <w:right w:val="single" w:color="C2D2D6" w:sz="4"/>
-            </w:tcBorders>
-            <w:tcMar>
-              <w:top w:type="dxa" w:w="80"/>
-              <w:left w:type="dxa" w:w="120"/>
-              <w:bottom w:type="dxa" w:w="80"/>
-              <w:right w:type="dxa" w:w="120"/>
-            </w:tcMar>
-          </w:tcPr>
-          <w:p>
-            <w:pPr>
-              <w:spacing w:after="0" w:line="270"/>
-            </w:pPr>
-            <w:r>
-              <w:t xml:space="preserve">a cópia incorporada ao original</w:t>
+            <w:tcW w:type="dxa" w:w="6626"/>
+            <w:tcBorders>
+              <w:top w:val="single" w:color="C2D2D6" w:sz="4"/>
+              <w:left w:val="single" w:color="C2D2D6" w:sz="4"/>
+              <w:bottom w:val="single" w:color="C2D2D6" w:sz="4"/>
+              <w:right w:val="single" w:color="C2D2D6" w:sz="4"/>
+            </w:tcBorders>
+            <w:tcMar>
+              <w:top w:type="dxa" w:w="80"/>
+              <w:left w:type="dxa" w:w="120"/>
+              <w:bottom w:type="dxa" w:w="80"/>
+              <w:right w:type="dxa" w:w="120"/>
+            </w:tcMar>
+          </w:tcPr>
+          <w:p>
+            <w:pPr>
+              <w:spacing w:after="0" w:line="270"/>
+            </w:pPr>
+            <w:r>
+              <w:t xml:space="preserve">a cópia incorporada à linha de onde saiu</w:t>
             </w:r>
           </w:p>
         </w:tc>
@@ -1090,7 +1598,7 @@
       <w:tr>
         <w:tc>
           <w:tcPr>
-            <w:tcW w:type="dxa" w:w="2000"/>
+            <w:tcW w:type="dxa" w:w="2400"/>
             <w:tcBorders>
               <w:top w:val="single" w:color="C2D2D6" w:sz="4"/>
               <w:left w:val="single" w:color="C2D2D6" w:sz="4"/>
@@ -1118,32 +1626,7 @@
         </w:tc>
         <w:tc>
           <w:tcPr>
-            <w:tcW w:type="dxa" w:w="3326"/>
-            <w:tcBorders>
-              <w:top w:val="single" w:color="C2D2D6" w:sz="4"/>
-              <w:left w:val="single" w:color="C2D2D6" w:sz="4"/>
-              <w:bottom w:val="single" w:color="C2D2D6" w:sz="4"/>
-              <w:right w:val="single" w:color="C2D2D6" w:sz="4"/>
-            </w:tcBorders>
-            <w:tcMar>
-              <w:top w:type="dxa" w:w="80"/>
-              <w:left w:type="dxa" w:w="120"/>
-              <w:bottom w:type="dxa" w:w="80"/>
-              <w:right w:type="dxa" w:w="120"/>
-            </w:tcMar>
-          </w:tcPr>
-          <w:p>
-            <w:pPr>
-              <w:spacing w:after="0" w:line="270"/>
-            </w:pPr>
-            <w:r>
-              <w:t xml:space="preserve">a linha em operação</w:t>
-            </w:r>
-          </w:p>
-        </w:tc>
-        <w:tc>
-          <w:tcPr>
-            <w:tcW w:type="dxa" w:w="3700"/>
+            <w:tcW w:type="dxa" w:w="6626"/>
             <w:tcBorders>
               <w:top w:val="single" w:color="C2D2D6" w:sz="4"/>
               <w:left w:val="single" w:color="C2D2D6" w:sz="4"/>
@@ -1170,7 +1653,7 @@
       <w:tr>
         <w:tc>
           <w:tcPr>
-            <w:tcW w:type="dxa" w:w="2000"/>
+            <w:tcW w:type="dxa" w:w="2400"/>
             <w:tcBorders>
               <w:top w:val="single" w:color="C2D2D6" w:sz="4"/>
               <w:left w:val="single" w:color="C2D2D6" w:sz="4"/>
@@ -1198,32 +1681,7 @@
         </w:tc>
         <w:tc>
           <w:tcPr>
-            <w:tcW w:type="dxa" w:w="3326"/>
-            <w:tcBorders>
-              <w:top w:val="single" w:color="C2D2D6" w:sz="4"/>
-              <w:left w:val="single" w:color="C2D2D6" w:sz="4"/>
-              <w:bottom w:val="single" w:color="C2D2D6" w:sz="4"/>
-              <w:right w:val="single" w:color="C2D2D6" w:sz="4"/>
-            </w:tcBorders>
-            <w:tcMar>
-              <w:top w:type="dxa" w:w="80"/>
-              <w:left w:type="dxa" w:w="120"/>
-              <w:bottom w:type="dxa" w:w="80"/>
-              <w:right w:type="dxa" w:w="120"/>
-            </w:tcMar>
-          </w:tcPr>
-          <w:p>
-            <w:pPr>
-              <w:spacing w:after="0" w:line="270"/>
-            </w:pPr>
-            <w:r>
-              <w:t xml:space="preserve">a linha da próxima composição</w:t>
-            </w:r>
-          </w:p>
-        </w:tc>
-        <w:tc>
-          <w:tcPr>
-            <w:tcW w:type="dxa" w:w="3700"/>
+            <w:tcW w:type="dxa" w:w="6626"/>
             <w:tcBorders>
               <w:top w:val="single" w:color="C2D2D6" w:sz="4"/>
               <w:left w:val="single" w:color="C2D2D6" w:sz="4"/>
@@ -1250,7 +1708,7 @@
       <w:tr>
         <w:tc>
           <w:tcPr>
-            <w:tcW w:type="dxa" w:w="2000"/>
+            <w:tcW w:type="dxa" w:w="2400"/>
             <w:tcBorders>
               <w:top w:val="single" w:color="C2D2D6" w:sz="4"/>
               <w:left w:val="single" w:color="C2D2D6" w:sz="4"/>
@@ -1278,32 +1736,7 @@
         </w:tc>
         <w:tc>
           <w:tcPr>
-            <w:tcW w:type="dxa" w:w="3326"/>
-            <w:tcBorders>
-              <w:top w:val="single" w:color="C2D2D6" w:sz="4"/>
-              <w:left w:val="single" w:color="C2D2D6" w:sz="4"/>
-              <w:bottom w:val="single" w:color="C2D2D6" w:sz="4"/>
-              <w:right w:val="single" w:color="C2D2D6" w:sz="4"/>
-            </w:tcBorders>
-            <w:tcMar>
-              <w:top w:type="dxa" w:w="80"/>
-              <w:left w:type="dxa" w:w="120"/>
-              <w:bottom w:type="dxa" w:w="80"/>
-              <w:right w:type="dxa" w:w="120"/>
-            </w:tcMar>
-          </w:tcPr>
-          <w:p>
-            <w:pPr>
-              <w:spacing w:after="0" w:line="270"/>
-            </w:pPr>
-            <w:r>
-              <w:t xml:space="preserve">o desvio de obra</w:t>
-            </w:r>
-          </w:p>
-        </w:tc>
-        <w:tc>
-          <w:tcPr>
-            <w:tcW w:type="dxa" w:w="3700"/>
+            <w:tcW w:type="dxa" w:w="6626"/>
             <w:tcBorders>
               <w:top w:val="single" w:color="C2D2D6" w:sz="4"/>
               <w:left w:val="single" w:color="C2D2D6" w:sz="4"/>
@@ -1330,7 +1763,7 @@
       <w:tr>
         <w:tc>
           <w:tcPr>
-            <w:tcW w:type="dxa" w:w="2000"/>
+            <w:tcW w:type="dxa" w:w="2400"/>
             <w:tcBorders>
               <w:top w:val="single" w:color="C2D2D6" w:sz="4"/>
               <w:left w:val="single" w:color="C2D2D6" w:sz="4"/>
@@ -1358,32 +1791,7 @@
         </w:tc>
         <w:tc>
           <w:tcPr>
-            <w:tcW w:type="dxa" w:w="3326"/>
-            <w:tcBorders>
-              <w:top w:val="single" w:color="C2D2D6" w:sz="4"/>
-              <w:left w:val="single" w:color="C2D2D6" w:sz="4"/>
-              <w:bottom w:val="single" w:color="C2D2D6" w:sz="4"/>
-              <w:right w:val="single" w:color="C2D2D6" w:sz="4"/>
-            </w:tcBorders>
-            <w:tcMar>
-              <w:top w:type="dxa" w:w="80"/>
-              <w:left w:type="dxa" w:w="120"/>
-              <w:bottom w:type="dxa" w:w="80"/>
-              <w:right w:type="dxa" w:w="120"/>
-            </w:tcMar>
-          </w:tcPr>
-          <w:p>
-            <w:pPr>
-              <w:spacing w:after="0" w:line="270"/>
-            </w:pPr>
-            <w:r>
-              <w:t xml:space="preserve">o pátio de vistoria</w:t>
-            </w:r>
-          </w:p>
-        </w:tc>
-        <w:tc>
-          <w:tcPr>
-            <w:tcW w:type="dxa" w:w="3700"/>
+            <w:tcW w:type="dxa" w:w="6626"/>
             <w:tcBorders>
               <w:top w:val="single" w:color="C2D2D6" w:sz="4"/>
               <w:left w:val="single" w:color="C2D2D6" w:sz="4"/>
@@ -1410,7 +1818,7 @@
       <w:tr>
         <w:tc>
           <w:tcPr>
-            <w:tcW w:type="dxa" w:w="2000"/>
+            <w:tcW w:type="dxa" w:w="2400"/>
             <w:tcBorders>
               <w:top w:val="single" w:color="C2D2D6" w:sz="4"/>
               <w:left w:val="single" w:color="C2D2D6" w:sz="4"/>
@@ -1438,32 +1846,7 @@
         </w:tc>
         <w:tc>
           <w:tcPr>
-            <w:tcW w:type="dxa" w:w="3326"/>
-            <w:tcBorders>
-              <w:top w:val="single" w:color="C2D2D6" w:sz="4"/>
-              <w:left w:val="single" w:color="C2D2D6" w:sz="4"/>
-              <w:bottom w:val="single" w:color="C2D2D6" w:sz="4"/>
-              <w:right w:val="single" w:color="C2D2D6" w:sz="4"/>
-            </w:tcBorders>
-            <w:tcMar>
-              <w:top w:type="dxa" w:w="80"/>
-              <w:left w:type="dxa" w:w="120"/>
-              <w:bottom w:type="dxa" w:w="80"/>
-              <w:right w:type="dxa" w:w="120"/>
-            </w:tcMar>
-          </w:tcPr>
-          <w:p>
-            <w:pPr>
-              <w:spacing w:after="0" w:line="270"/>
-            </w:pPr>
-            <w:r>
-              <w:t xml:space="preserve">o desvio de emergência</w:t>
-            </w:r>
-          </w:p>
-        </w:tc>
-        <w:tc>
-          <w:tcPr>
-            <w:tcW w:type="dxa" w:w="3700"/>
+            <w:tcW w:type="dxa" w:w="6626"/>
             <w:tcBorders>
               <w:top w:val="single" w:color="C2D2D6" w:sz="4"/>
               <w:left w:val="single" w:color="C2D2D6" w:sz="4"/>
@@ -1490,7 +1873,7 @@
       <w:tr>
         <w:tc>
           <w:tcPr>
-            <w:tcW w:type="dxa" w:w="2000"/>
+            <w:tcW w:type="dxa" w:w="2400"/>
             <w:tcBorders>
               <w:top w:val="single" w:color="C2D2D6" w:sz="4"/>
               <w:left w:val="single" w:color="C2D2D6" w:sz="4"/>
@@ -1519,51 +1902,26 @@
         </w:tc>
         <w:tc>
           <w:tcPr>
-            <w:tcW w:type="dxa" w:w="3326"/>
-            <w:tcBorders>
-              <w:top w:val="single" w:color="C2D2D6" w:sz="4"/>
-              <w:left w:val="single" w:color="C2D2D6" w:sz="4"/>
-              <w:bottom w:val="single" w:color="C2D2D6" w:sz="4"/>
-              <w:right w:val="single" w:color="C2D2D6" w:sz="4"/>
-            </w:tcBorders>
-            <w:tcMar>
-              <w:top w:type="dxa" w:w="80"/>
-              <w:left w:type="dxa" w:w="120"/>
-              <w:bottom w:type="dxa" w:w="80"/>
-              <w:right w:type="dxa" w:w="120"/>
-            </w:tcMar>
-          </w:tcPr>
-          <w:p>
-            <w:pPr>
-              <w:spacing w:after="0" w:line="270"/>
-            </w:pPr>
-            <w:r>
-              <w:t xml:space="preserve">a placa da estação</w:t>
-            </w:r>
-          </w:p>
-        </w:tc>
-        <w:tc>
-          <w:tcPr>
-            <w:tcW w:type="dxa" w:w="3700"/>
-            <w:tcBorders>
-              <w:top w:val="single" w:color="C2D2D6" w:sz="4"/>
-              <w:left w:val="single" w:color="C2D2D6" w:sz="4"/>
-              <w:bottom w:val="single" w:color="C2D2D6" w:sz="4"/>
-              <w:right w:val="single" w:color="C2D2D6" w:sz="4"/>
-            </w:tcBorders>
-            <w:tcMar>
-              <w:top w:type="dxa" w:w="80"/>
-              <w:left w:type="dxa" w:w="120"/>
-              <w:bottom w:type="dxa" w:w="80"/>
-              <w:right w:type="dxa" w:w="120"/>
-            </w:tcMar>
-          </w:tcPr>
-          <w:p>
-            <w:pPr>
-              <w:spacing w:after="0" w:line="270"/>
-            </w:pPr>
-            <w:r>
-              <w:t xml:space="preserve">o número da versão assinada</w:t>
+            <w:tcW w:type="dxa" w:w="6626"/>
+            <w:tcBorders>
+              <w:top w:val="single" w:color="C2D2D6" w:sz="4"/>
+              <w:left w:val="single" w:color="C2D2D6" w:sz="4"/>
+              <w:bottom w:val="single" w:color="C2D2D6" w:sz="4"/>
+              <w:right w:val="single" w:color="C2D2D6" w:sz="4"/>
+            </w:tcBorders>
+            <w:tcMar>
+              <w:top w:type="dxa" w:w="80"/>
+              <w:left w:type="dxa" w:w="120"/>
+              <w:bottom w:type="dxa" w:w="80"/>
+              <w:right w:type="dxa" w:w="120"/>
+            </w:tcMar>
+          </w:tcPr>
+          <w:p>
+            <w:pPr>
+              <w:spacing w:after="0" w:line="270"/>
+            </w:pPr>
+            <w:r>
+              <w:t xml:space="preserve">o número da versão que foi para produção</w:t>
             </w:r>
           </w:p>
         </w:tc>
@@ -1571,7 +1929,7 @@
       <w:tr>
         <w:tc>
           <w:tcPr>
-            <w:tcW w:type="dxa" w:w="2000"/>
+            <w:tcW w:type="dxa" w:w="2400"/>
             <w:tcBorders>
               <w:top w:val="single" w:color="C2D2D6" w:sz="4"/>
               <w:left w:val="single" w:color="C2D2D6" w:sz="4"/>
@@ -1600,32 +1958,7 @@
         </w:tc>
         <w:tc>
           <w:tcPr>
-            <w:tcW w:type="dxa" w:w="3326"/>
-            <w:tcBorders>
-              <w:top w:val="single" w:color="C2D2D6" w:sz="4"/>
-              <w:left w:val="single" w:color="C2D2D6" w:sz="4"/>
-              <w:bottom w:val="single" w:color="C2D2D6" w:sz="4"/>
-              <w:right w:val="single" w:color="C2D2D6" w:sz="4"/>
-            </w:tcBorders>
-            <w:tcMar>
-              <w:top w:type="dxa" w:w="80"/>
-              <w:left w:type="dxa" w:w="120"/>
-              <w:bottom w:type="dxa" w:w="80"/>
-              <w:right w:type="dxa" w:w="120"/>
-            </w:tcMar>
-          </w:tcPr>
-          <w:p>
-            <w:pPr>
-              <w:spacing w:after="0" w:line="270"/>
-            </w:pPr>
-            <w:r>
-              <w:t xml:space="preserve">o pedido de passagem pela cancela</w:t>
-            </w:r>
-          </w:p>
-        </w:tc>
-        <w:tc>
-          <w:tcPr>
-            <w:tcW w:type="dxa" w:w="3700"/>
+            <w:tcW w:type="dxa" w:w="6626"/>
             <w:tcBorders>
               <w:top w:val="single" w:color="C2D2D6" w:sz="4"/>
               <w:left w:val="single" w:color="C2D2D6" w:sz="4"/>
@@ -1652,7 +1985,7 @@
       <w:tr>
         <w:tc>
           <w:tcPr>
-            <w:tcW w:type="dxa" w:w="2000"/>
+            <w:tcW w:type="dxa" w:w="2400"/>
             <w:tcBorders>
               <w:top w:val="single" w:color="C2D2D6" w:sz="4"/>
               <w:left w:val="single" w:color="C2D2D6" w:sz="4"/>
@@ -1681,32 +2014,7 @@
         </w:tc>
         <w:tc>
           <w:tcPr>
-            <w:tcW w:type="dxa" w:w="3326"/>
-            <w:tcBorders>
-              <w:top w:val="single" w:color="C2D2D6" w:sz="4"/>
-              <w:left w:val="single" w:color="C2D2D6" w:sz="4"/>
-              <w:bottom w:val="single" w:color="C2D2D6" w:sz="4"/>
-              <w:right w:val="single" w:color="C2D2D6" w:sz="4"/>
-            </w:tcBorders>
-            <w:tcMar>
-              <w:top w:type="dxa" w:w="80"/>
-              <w:left w:type="dxa" w:w="120"/>
-              <w:bottom w:type="dxa" w:w="80"/>
-              <w:right w:type="dxa" w:w="120"/>
-            </w:tcMar>
-          </w:tcPr>
-          <w:p>
-            <w:pPr>
-              <w:spacing w:after="0" w:line="270"/>
-            </w:pPr>
-            <w:r>
-              <w:t xml:space="preserve">o controlador que libera a passagem</w:t>
-            </w:r>
-          </w:p>
-        </w:tc>
-        <w:tc>
-          <w:tcPr>
-            <w:tcW w:type="dxa" w:w="3700"/>
+            <w:tcW w:type="dxa" w:w="6626"/>
             <w:tcBorders>
               <w:top w:val="single" w:color="C2D2D6" w:sz="4"/>
               <w:left w:val="single" w:color="C2D2D6" w:sz="4"/>
@@ -1733,7 +2041,7 @@
       <w:tr>
         <w:tc>
           <w:tcPr>
-            <w:tcW w:type="dxa" w:w="2000"/>
+            <w:tcW w:type="dxa" w:w="2400"/>
             <w:tcBorders>
               <w:top w:val="single" w:color="C2D2D6" w:sz="4"/>
               <w:left w:val="single" w:color="C2D2D6" w:sz="4"/>
@@ -1762,32 +2070,7 @@
         </w:tc>
         <w:tc>
           <w:tcPr>
-            <w:tcW w:type="dxa" w:w="3326"/>
-            <w:tcBorders>
-              <w:top w:val="single" w:color="C2D2D6" w:sz="4"/>
-              <w:left w:val="single" w:color="C2D2D6" w:sz="4"/>
-              <w:bottom w:val="single" w:color="C2D2D6" w:sz="4"/>
-              <w:right w:val="single" w:color="C2D2D6" w:sz="4"/>
-            </w:tcBorders>
-            <w:tcMar>
-              <w:top w:type="dxa" w:w="80"/>
-              <w:left w:type="dxa" w:w="120"/>
-              <w:bottom w:type="dxa" w:w="80"/>
-              <w:right w:type="dxa" w:w="120"/>
-            </w:tcMar>
-          </w:tcPr>
-          <w:p>
-            <w:pPr>
-              <w:spacing w:after="0" w:line="270"/>
-            </w:pPr>
-            <w:r>
-              <w:t xml:space="preserve">dois trens no mesmo trecho</w:t>
-            </w:r>
-          </w:p>
-        </w:tc>
-        <w:tc>
-          <w:tcPr>
-            <w:tcW w:type="dxa" w:w="3700"/>
+            <w:tcW w:type="dxa" w:w="6626"/>
             <w:tcBorders>
               <w:top w:val="single" w:color="C2D2D6" w:sz="4"/>
               <w:left w:val="single" w:color="C2D2D6" w:sz="4"/>
@@ -1814,7 +2097,7 @@
       <w:tr>
         <w:tc>
           <w:tcPr>
-            <w:tcW w:type="dxa" w:w="2000"/>
+            <w:tcW w:type="dxa" w:w="2400"/>
             <w:tcBorders>
               <w:top w:val="single" w:color="C2D2D6" w:sz="4"/>
               <w:left w:val="single" w:color="C2D2D6" w:sz="4"/>
@@ -1843,32 +2126,7 @@
         </w:tc>
         <w:tc>
           <w:tcPr>
-            <w:tcW w:type="dxa" w:w="3326"/>
-            <w:tcBorders>
-              <w:top w:val="single" w:color="C2D2D6" w:sz="4"/>
-              <w:left w:val="single" w:color="C2D2D6" w:sz="4"/>
-              <w:bottom w:val="single" w:color="C2D2D6" w:sz="4"/>
-              <w:right w:val="single" w:color="C2D2D6" w:sz="4"/>
-            </w:tcBorders>
-            <w:tcMar>
-              <w:top w:type="dxa" w:w="80"/>
-              <w:left w:type="dxa" w:w="120"/>
-              <w:bottom w:type="dxa" w:w="80"/>
-              <w:right w:type="dxa" w:w="120"/>
-            </w:tcMar>
-          </w:tcPr>
-          <w:p>
-            <w:pPr>
-              <w:spacing w:after="0" w:line="270"/>
-            </w:pPr>
-            <w:r>
-              <w:t xml:space="preserve">a volta obrigatória para a develop</w:t>
-            </w:r>
-          </w:p>
-        </w:tc>
-        <w:tc>
-          <w:tcPr>
-            <w:tcW w:type="dxa" w:w="3700"/>
+            <w:tcW w:type="dxa" w:w="6626"/>
             <w:tcBorders>
               <w:top w:val="single" w:color="C2D2D6" w:sz="4"/>
               <w:left w:val="single" w:color="C2D2D6" w:sz="4"/>
@@ -1897,6 +2155,14 @@
       <w:pPr>
         <w:spacing w:after="120"/>
       </w:pPr>
+    </w:p>
+    <w:p>
+      <w:pPr>
+        <w:spacing w:after="120" w:line="300"/>
+      </w:pPr>
+      <w:r>
+        <w:t xml:space="preserve">A ponte entre as partes é o slide 18, "Os trilhos viram linhas do tempo": o mesmo desenho dos trilhos, sem os dormentes e com as versões.</w:t>
+      </w:r>
     </w:p>
     <w:p>
       <w:pPr>
@@ -2047,7 +2313,7 @@
         <w:t xml:space="preserve">Monte o quadro. </w:t>
       </w:r>
       <w:r>
-        <w:t xml:space="preserve">Um frame por grupo para a Dinâmica 1: as 12 cartas misturadas, cinco raias (main, develop, feature/*, release/*, hotfix/*), um canto "Não pode!" e etiquetas em branco para "sai de / vai para". Um frame por grupo para a Dinâmica 3: os oito eventos e as peças da malha (trilhos das cinco cores, estações redondas e placas laranja). Tudo está no material das dinâmicas.</w:t>
+        <w:t xml:space="preserve">Um frame por grupo para a Dinâmica 1: as 12 cartas misturadas, cinco raias (main, develop, feature/*, release/*, hotfix/*), um canto "Não pode!" e etiquetas em branco para "sai de / vai para". Um frame por grupo para a Dinâmica 3: os oito eventos e as peças da linha do tempo (linhas das cinco cores, bolinhas para as versões e etiquetas laranja para os números). Tudo está no material das dinâmicas.</w:t>
       </w:r>
     </w:p>
     <w:p>
@@ -2067,7 +2333,7 @@
         <w:t xml:space="preserve">Crie as enquetes </w:t>
       </w:r>
       <w:r>
-        <w:t xml:space="preserve">(Forms no Teams). A enquete-gancho: "O que garante que nenhuma mudança se perde?", com as opções A) Cada um manda a sua versão por e-mail, B) Uma pessoa edita de cada vez, C) Cada área trabalha numa cópia, com regra para voltar, D) Todo mundo edita o mesmo arquivo. Para a Dinâmica 2, uma enquete com as quatro opções: Fast-forward, Merge commit, Squash e Rebase; dá para reaproveitar a mesma nas oito rodadas.</w:t>
+        <w:t xml:space="preserve">(Forms no Teams). A enquete-gancho: "Como reformar um vagão sem parar o trem?", com as opções A) Parar o trem até a reforma acabar, B) Reformar o vagão com o trem andando, C) Levar o vagão para um desvio e engatar de volta quando estiver pronto, D) Comprar um trem novo a cada mudança. Para a Dinâmica 2, uma enquete com as quatro opções: Fast-forward, Merge commit, Squash e Rebase; dá para reaproveitar a mesma nas oito rodadas.</w:t>
       </w:r>
     </w:p>
     <w:p>
@@ -2437,7 +2703,11 @@
               <w:spacing w:after="0" w:line="270"/>
             </w:pPr>
             <w:r>
-              <w:t xml:space="preserve">0:10</w:t>
+              <w:rPr>
+                <w:b/>
+                <w:bCs/>
+              </w:rPr>
+              <w:t xml:space="preserve">Parte 1</w:t>
             </w:r>
           </w:p>
         </w:tc>
@@ -2462,7 +2732,7 @@
               <w:spacing w:after="0" w:line="270"/>
             </w:pPr>
             <w:r>
-              <w:t xml:space="preserve">20</w:t>
+              <w:t xml:space="preserve"/>
             </w:r>
           </w:p>
         </w:tc>
@@ -2487,7 +2757,11 @@
               <w:spacing w:after="0" w:line="270"/>
             </w:pPr>
             <w:r>
-              <w:t xml:space="preserve">Bloco 1 — Por que versionar (o contrato)</w:t>
+              <w:rPr>
+                <w:b/>
+                <w:bCs/>
+              </w:rPr>
+              <w:t xml:space="preserve">O trem</w:t>
             </w:r>
           </w:p>
         </w:tc>
@@ -2512,7 +2786,7 @@
               <w:spacing w:after="0" w:line="270"/>
             </w:pPr>
             <w:r>
-              <w:t xml:space="preserve">4–8</w:t>
+              <w:t xml:space="preserve"/>
             </w:r>
           </w:p>
         </w:tc>
@@ -2539,7 +2813,7 @@
               <w:spacing w:after="0" w:line="270"/>
             </w:pPr>
             <w:r>
-              <w:t xml:space="preserve">0:30</w:t>
+              <w:t xml:space="preserve">0:10</w:t>
             </w:r>
           </w:p>
         </w:tc>
@@ -2589,7 +2863,7 @@
               <w:spacing w:after="0" w:line="270"/>
             </w:pPr>
             <w:r>
-              <w:t xml:space="preserve">Bloco 2 — A malha ferroviária: os cinco trilhos</w:t>
+              <w:t xml:space="preserve">Bloco 1 — O trem e os trilhos</w:t>
             </w:r>
           </w:p>
         </w:tc>
@@ -2614,7 +2888,7 @@
               <w:spacing w:after="0" w:line="270"/>
             </w:pPr>
             <w:r>
-              <w:t xml:space="preserve">9–15</w:t>
+              <w:t xml:space="preserve">4–12</w:t>
             </w:r>
           </w:p>
         </w:tc>
@@ -2641,7 +2915,7 @@
               <w:spacing w:after="0" w:line="270"/>
             </w:pPr>
             <w:r>
-              <w:t xml:space="preserve">0:55</w:t>
+              <w:t xml:space="preserve">0:35</w:t>
             </w:r>
           </w:p>
         </w:tc>
@@ -2720,7 +2994,7 @@
               <w:spacing w:after="0" w:line="270"/>
             </w:pPr>
             <w:r>
-              <w:t xml:space="preserve">16</w:t>
+              <w:t xml:space="preserve">13</w:t>
             </w:r>
           </w:p>
         </w:tc>
@@ -2747,7 +3021,7 @@
               <w:spacing w:after="0" w:line="270"/>
             </w:pPr>
             <w:r>
-              <w:t xml:space="preserve">1:15</w:t>
+              <w:t xml:space="preserve">0:55</w:t>
             </w:r>
           </w:p>
         </w:tc>
@@ -2822,7 +3096,7 @@
               <w:spacing w:after="0" w:line="270"/>
             </w:pPr>
             <w:r>
-              <w:t xml:space="preserve">17</w:t>
+              <w:t xml:space="preserve">14</w:t>
             </w:r>
           </w:p>
         </w:tc>
@@ -2849,6 +3123,218 @@
               <w:spacing w:after="0" w:line="270"/>
             </w:pPr>
             <w:r>
+              <w:rPr>
+                <w:b/>
+                <w:bCs/>
+              </w:rPr>
+              <w:t xml:space="preserve">Parte 2</w:t>
+            </w:r>
+          </w:p>
+        </w:tc>
+        <w:tc>
+          <w:tcPr>
+            <w:tcW w:type="dxa" w:w="800"/>
+            <w:tcBorders>
+              <w:top w:val="single" w:color="C2D2D6" w:sz="4"/>
+              <w:left w:val="single" w:color="C2D2D6" w:sz="4"/>
+              <w:bottom w:val="single" w:color="C2D2D6" w:sz="4"/>
+              <w:right w:val="single" w:color="C2D2D6" w:sz="4"/>
+            </w:tcBorders>
+            <w:tcMar>
+              <w:top w:type="dxa" w:w="80"/>
+              <w:left w:type="dxa" w:w="120"/>
+              <w:bottom w:type="dxa" w:w="80"/>
+              <w:right w:type="dxa" w:w="120"/>
+            </w:tcMar>
+          </w:tcPr>
+          <w:p>
+            <w:pPr>
+              <w:spacing w:after="0" w:line="270"/>
+            </w:pPr>
+            <w:r>
+              <w:t xml:space="preserve"/>
+            </w:r>
+          </w:p>
+        </w:tc>
+        <w:tc>
+          <w:tcPr>
+            <w:tcW w:type="dxa" w:w="5826"/>
+            <w:tcBorders>
+              <w:top w:val="single" w:color="C2D2D6" w:sz="4"/>
+              <w:left w:val="single" w:color="C2D2D6" w:sz="4"/>
+              <w:bottom w:val="single" w:color="C2D2D6" w:sz="4"/>
+              <w:right w:val="single" w:color="C2D2D6" w:sz="4"/>
+            </w:tcBorders>
+            <w:tcMar>
+              <w:top w:type="dxa" w:w="80"/>
+              <w:left w:type="dxa" w:w="120"/>
+              <w:bottom w:type="dxa" w:w="80"/>
+              <w:right w:type="dxa" w:w="120"/>
+            </w:tcMar>
+          </w:tcPr>
+          <w:p>
+            <w:pPr>
+              <w:spacing w:after="0" w:line="270"/>
+            </w:pPr>
+            <w:r>
+              <w:rPr>
+                <w:b/>
+                <w:bCs/>
+              </w:rPr>
+              <w:t xml:space="preserve">O contrato</w:t>
+            </w:r>
+          </w:p>
+        </w:tc>
+        <w:tc>
+          <w:tcPr>
+            <w:tcW w:type="dxa" w:w="1300"/>
+            <w:tcBorders>
+              <w:top w:val="single" w:color="C2D2D6" w:sz="4"/>
+              <w:left w:val="single" w:color="C2D2D6" w:sz="4"/>
+              <w:bottom w:val="single" w:color="C2D2D6" w:sz="4"/>
+              <w:right w:val="single" w:color="C2D2D6" w:sz="4"/>
+            </w:tcBorders>
+            <w:tcMar>
+              <w:top w:type="dxa" w:w="80"/>
+              <w:left w:type="dxa" w:w="120"/>
+              <w:bottom w:type="dxa" w:w="80"/>
+              <w:right w:type="dxa" w:w="120"/>
+            </w:tcMar>
+          </w:tcPr>
+          <w:p>
+            <w:pPr>
+              <w:spacing w:after="0" w:line="270"/>
+            </w:pPr>
+            <w:r>
+              <w:t xml:space="preserve"/>
+            </w:r>
+          </w:p>
+        </w:tc>
+      </w:tr>
+      <w:tr>
+        <w:tc>
+          <w:tcPr>
+            <w:tcW w:type="dxa" w:w="1100"/>
+            <w:tcBorders>
+              <w:top w:val="single" w:color="C2D2D6" w:sz="4"/>
+              <w:left w:val="single" w:color="C2D2D6" w:sz="4"/>
+              <w:bottom w:val="single" w:color="C2D2D6" w:sz="4"/>
+              <w:right w:val="single" w:color="C2D2D6" w:sz="4"/>
+            </w:tcBorders>
+            <w:tcMar>
+              <w:top w:type="dxa" w:w="80"/>
+              <w:left w:type="dxa" w:w="120"/>
+              <w:bottom w:type="dxa" w:w="80"/>
+              <w:right w:type="dxa" w:w="120"/>
+            </w:tcMar>
+          </w:tcPr>
+          <w:p>
+            <w:pPr>
+              <w:spacing w:after="0" w:line="270"/>
+            </w:pPr>
+            <w:r>
+              <w:t xml:space="preserve">1:05</w:t>
+            </w:r>
+          </w:p>
+        </w:tc>
+        <w:tc>
+          <w:tcPr>
+            <w:tcW w:type="dxa" w:w="800"/>
+            <w:tcBorders>
+              <w:top w:val="single" w:color="C2D2D6" w:sz="4"/>
+              <w:left w:val="single" w:color="C2D2D6" w:sz="4"/>
+              <w:bottom w:val="single" w:color="C2D2D6" w:sz="4"/>
+              <w:right w:val="single" w:color="C2D2D6" w:sz="4"/>
+            </w:tcBorders>
+            <w:tcMar>
+              <w:top w:type="dxa" w:w="80"/>
+              <w:left w:type="dxa" w:w="120"/>
+              <w:bottom w:type="dxa" w:w="80"/>
+              <w:right w:type="dxa" w:w="120"/>
+            </w:tcMar>
+          </w:tcPr>
+          <w:p>
+            <w:pPr>
+              <w:spacing w:after="0" w:line="270"/>
+            </w:pPr>
+            <w:r>
+              <w:t xml:space="preserve">20</w:t>
+            </w:r>
+          </w:p>
+        </w:tc>
+        <w:tc>
+          <w:tcPr>
+            <w:tcW w:type="dxa" w:w="5826"/>
+            <w:tcBorders>
+              <w:top w:val="single" w:color="C2D2D6" w:sz="4"/>
+              <w:left w:val="single" w:color="C2D2D6" w:sz="4"/>
+              <w:bottom w:val="single" w:color="C2D2D6" w:sz="4"/>
+              <w:right w:val="single" w:color="C2D2D6" w:sz="4"/>
+            </w:tcBorders>
+            <w:tcMar>
+              <w:top w:type="dxa" w:w="80"/>
+              <w:left w:type="dxa" w:w="120"/>
+              <w:bottom w:type="dxa" w:w="80"/>
+              <w:right w:type="dxa" w:w="120"/>
+            </w:tcMar>
+          </w:tcPr>
+          <w:p>
+            <w:pPr>
+              <w:spacing w:after="0" w:line="270"/>
+            </w:pPr>
+            <w:r>
+              <w:t xml:space="preserve">Bloco 2 — O contrato: o que fica registrado</w:t>
+            </w:r>
+          </w:p>
+        </w:tc>
+        <w:tc>
+          <w:tcPr>
+            <w:tcW w:type="dxa" w:w="1300"/>
+            <w:tcBorders>
+              <w:top w:val="single" w:color="C2D2D6" w:sz="4"/>
+              <w:left w:val="single" w:color="C2D2D6" w:sz="4"/>
+              <w:bottom w:val="single" w:color="C2D2D6" w:sz="4"/>
+              <w:right w:val="single" w:color="C2D2D6" w:sz="4"/>
+            </w:tcBorders>
+            <w:tcMar>
+              <w:top w:type="dxa" w:w="80"/>
+              <w:left w:type="dxa" w:w="120"/>
+              <w:bottom w:type="dxa" w:w="80"/>
+              <w:right w:type="dxa" w:w="120"/>
+            </w:tcMar>
+          </w:tcPr>
+          <w:p>
+            <w:pPr>
+              <w:spacing w:after="0" w:line="270"/>
+            </w:pPr>
+            <w:r>
+              <w:t xml:space="preserve">15–19</w:t>
+            </w:r>
+          </w:p>
+        </w:tc>
+      </w:tr>
+      <w:tr>
+        <w:tc>
+          <w:tcPr>
+            <w:tcW w:type="dxa" w:w="1100"/>
+            <w:tcBorders>
+              <w:top w:val="single" w:color="C2D2D6" w:sz="4"/>
+              <w:left w:val="single" w:color="C2D2D6" w:sz="4"/>
+              <w:bottom w:val="single" w:color="C2D2D6" w:sz="4"/>
+              <w:right w:val="single" w:color="C2D2D6" w:sz="4"/>
+            </w:tcBorders>
+            <w:tcMar>
+              <w:top w:type="dxa" w:w="80"/>
+              <w:left w:type="dxa" w:w="120"/>
+              <w:bottom w:type="dxa" w:w="80"/>
+              <w:right w:type="dxa" w:w="120"/>
+            </w:tcMar>
+          </w:tcPr>
+          <w:p>
+            <w:pPr>
+              <w:spacing w:after="0" w:line="270"/>
+            </w:pPr>
+            <w:r>
               <w:t xml:space="preserve">1:25</w:t>
             </w:r>
           </w:p>
@@ -2924,7 +3410,7 @@
               <w:spacing w:after="0" w:line="270"/>
             </w:pPr>
             <w:r>
-              <w:t xml:space="preserve">18–26</w:t>
+              <w:t xml:space="preserve">20–28</w:t>
             </w:r>
           </w:p>
         </w:tc>
@@ -3030,7 +3516,7 @@
               <w:spacing w:after="0" w:line="270"/>
             </w:pPr>
             <w:r>
-              <w:t xml:space="preserve">27–28</w:t>
+              <w:t xml:space="preserve">29–30</w:t>
             </w:r>
           </w:p>
         </w:tc>
@@ -3107,7 +3593,7 @@
               <w:spacing w:after="0" w:line="270"/>
             </w:pPr>
             <w:r>
-              <w:t xml:space="preserve">Bloco 4 — A viagem no Modelo VIC</w:t>
+              <w:t xml:space="preserve">Bloco 4 — Versões e as regras do Modelo VIC</w:t>
             </w:r>
           </w:p>
         </w:tc>
@@ -3132,7 +3618,7 @@
               <w:spacing w:after="0" w:line="270"/>
             </w:pPr>
             <w:r>
-              <w:t xml:space="preserve">29–34</w:t>
+              <w:t xml:space="preserve">31–36</w:t>
             </w:r>
           </w:p>
         </w:tc>
@@ -3213,7 +3699,7 @@
                 <w:b/>
                 <w:bCs/>
               </w:rPr>
-              <w:t xml:space="preserve">Dinâmica 3 — A viagem do Contratos Online</w:t>
+              <w:t xml:space="preserve">Dinâmica 3 — A vida de uma versão</w:t>
             </w:r>
           </w:p>
         </w:tc>
@@ -3238,7 +3724,7 @@
               <w:spacing w:after="0" w:line="270"/>
             </w:pPr>
             <w:r>
-              <w:t xml:space="preserve">35</w:t>
+              <w:t xml:space="preserve">37</w:t>
             </w:r>
           </w:p>
         </w:tc>
@@ -3340,7 +3826,7 @@
               <w:spacing w:after="0" w:line="270"/>
             </w:pPr>
             <w:r>
-              <w:t xml:space="preserve">36–39</w:t>
+              <w:t xml:space="preserve">38–41</w:t>
             </w:r>
           </w:p>
         </w:tc>
@@ -3407,7 +3893,7 @@
               <w:spacing w:after="80" w:line="290"/>
             </w:pPr>
             <w:r>
-              <w:t xml:space="preserve">No bloco 4, passe rápido pelos slides 33 (divergência) e 34 (o resumo das diretrizes): os dois servem de consulta depois.</w:t>
+              <w:t xml:space="preserve">No bloco 4, passe rápido pelos slides 35 (divergência) e 36 (o resumo das diretrizes): os dois servem de consulta depois.</w:t>
             </w:r>
           </w:p>
           <w:p>
@@ -3500,7 +3986,7 @@
               <w:spacing w:after="80" w:line="290"/>
             </w:pPr>
             <w:r>
-              <w:t xml:space="preserve">No fechamento, peça que cada pessoa escreva no chat a pergunta do slide 37 que vai fazer na próxima reunião com o time.</w:t>
+              <w:t xml:space="preserve">No fechamento, peça que cada pessoa escreva no chat a pergunta do slide 39 que vai fazer na próxima reunião com o time.</w:t>
             </w:r>
           </w:p>
           <w:p>
@@ -3559,7 +4045,7 @@
         <w:t xml:space="preserve">Objetivo: </w:t>
       </w:r>
       <w:r>
-        <w:t xml:space="preserve">acolher, combinar as regras do remoto e plantar a pergunta que fecha a oficina.</w:t>
+        <w:t xml:space="preserve">acolher, combinar as regras do remoto, apresentar as duas partes e plantar a pergunta que fecha a oficina.</w:t>
       </w:r>
     </w:p>
     <w:p>
@@ -3585,7 +4071,7 @@
         <w:spacing w:after="80" w:line="290"/>
       </w:pPr>
       <w:r>
-        <w:t xml:space="preserve">Slide 2 — Agenda e combinados: câmera opcional, microfone fechado fora das salas, chat aberto o tempo todo.</w:t>
+        <w:t xml:space="preserve">Slide 2 — Agenda e combinados. Mostre as duas partes: a primeira, com um trem, só fala de trilhos; a segunda troca para um contrato.</w:t>
       </w:r>
     </w:p>
     <w:p>
@@ -3598,7 +4084,7 @@
         <w:spacing w:after="80" w:line="290"/>
       </w:pPr>
       <w:r>
-        <w:t xml:space="preserve">Slide 3 — Abra a enquete-gancho. Não comente a resposta.</w:t>
+        <w:t xml:space="preserve">Slide 3 — Abra a enquete-gancho, "Como reformar um vagão sem parar o trem?". Não comente a resposta.</w:t>
       </w:r>
     </w:p>
     <w:p>
@@ -3615,7 +4101,7 @@
           <w:iCs/>
           <w:color w:val="22292E"/>
         </w:rPr>
-        <w:t xml:space="preserve">Guardem a resposta de vocês. A gente volta a essa pergunta no fim, e cada opção conta um pedaço da história.</w:t>
+        <w:t xml:space="preserve">Guardem a resposta de vocês. A gente volta a essa pergunta no fim.</w:t>
       </w:r>
     </w:p>
     <w:p>
@@ -3623,7 +4109,7 @@
         <w:pStyle w:val="Heading2"/>
       </w:pPr>
       <w:r>
-        <w:t xml:space="preserve">Bloco 1 — Por que versionar — 20 min (slides 4 a 8)</w:t>
+        <w:t xml:space="preserve">Parte 1 · Bloco 1 — O trem e os trilhos — 25 min (slides 4 a 12)</w:t>
       </w:r>
     </w:p>
     <w:p>
@@ -3638,7 +4124,7 @@
         <w:t xml:space="preserve">Objetivo: </w:t>
       </w:r>
       <w:r>
-        <w:t xml:space="preserve">mostrar o problema que o Git e o GitFlow resolvem, com o contrato e suas minutas.</w:t>
+        <w:t xml:space="preserve">mostrar para que servem as branches e apresentar os cinco trilhos, de onde cada um sai e para onde vai. Nada de versão, de commit nem de tipo de merge: isso fica para a parte 2.</w:t>
       </w:r>
     </w:p>
     <w:p>
@@ -3650,124 +4136,7 @@
           <w:b/>
           <w:bCs/>
         </w:rPr>
-        <w:t xml:space="preserve">Slide 5 — Qual destes vale?</w:t>
-      </w:r>
-    </w:p>
-    <w:p>
-      <w:pPr>
-        <w:pBdr>
-          <w:left w:val="single" w:color="F39200" w:sz="18" w:space="12"/>
-        </w:pBdr>
-        <w:spacing w:before="60" w:after="140" w:line="300"/>
-        <w:ind w:left="360"/>
-      </w:pPr>
-      <w:r>
-        <w:rPr>
-          <w:i/>
-          <w:iCs/>
-          <w:color w:val="22292E"/>
-        </w:rPr>
-        <w:t xml:space="preserve">Todo mundo já viu essa pasta. Qual destes é o contrato que vale? O problema não é falta de cuidado: arquivo copiado não diz quem mudou, o quê, nem por quê, e nenhum deles diz que é o oficial.</w:t>
-      </w:r>
-    </w:p>
-    <w:p>
-      <w:pPr>
-        <w:spacing w:after="120" w:line="300"/>
-      </w:pPr>
-      <w:r>
-        <w:rPr>
-          <w:b/>
-          <w:bCs/>
-        </w:rPr>
-        <w:t xml:space="preserve">Slide 6 — O Git guarda cada versão, rubricada.</w:t>
-      </w:r>
-      <w:r>
-        <w:t xml:space="preserve"> O commit é a rubrica: quem, quando, o quê e por quê. O repositório é a pasta com todas as versões, para sempre; dá para comparar duas e voltar a qualquer uma. Isso responde a pergunta 2 do slide anterior, mas não a 1 nem a 3.</w:t>
-      </w:r>
-    </w:p>
-    <w:p>
-      <w:pPr>
-        <w:spacing w:after="120" w:line="300"/>
-      </w:pPr>
-      <w:r>
-        <w:rPr>
-          <w:b/>
-          <w:bCs/>
-        </w:rPr>
-        <w:t xml:space="preserve">Slide 7 — O que o GitFlow responde.</w:t>
-      </w:r>
-      <w:r>
-        <w:t xml:space="preserve"> Duas perguntas: qual versão vale e como várias pessoas mudam ao mesmo tempo sem atropelar. O GitFlow foi publicado em 2010 por Vincent Driessen e virou modelo de mercado. No Modelo VIC, ele é regra: a Diretriz 2 exige aderência ao GitFlow, com a develop e a main presentes e protegidas.</w:t>
-      </w:r>
-    </w:p>
-    <w:p>
-      <w:pPr>
-        <w:spacing w:after="120" w:line="300"/>
-      </w:pPr>
-      <w:r>
-        <w:rPr>
-          <w:b/>
-          <w:bCs/>
-        </w:rPr>
-        <w:t xml:space="preserve">Slide 8 — Duas lentes.</w:t>
-      </w:r>
-      <w:r>
-        <w:t xml:space="preserve"> Combine com a turma o papel de cada analogia: a ferrovia para ver, o contrato para entender. A frase do fim resume a oficina:</w:t>
-      </w:r>
-    </w:p>
-    <w:p>
-      <w:pPr>
-        <w:pBdr>
-          <w:left w:val="single" w:color="F39200" w:sz="18" w:space="12"/>
-        </w:pBdr>
-        <w:spacing w:before="60" w:after="140" w:line="300"/>
-        <w:ind w:left="360"/>
-      </w:pPr>
-      <w:r>
-        <w:rPr>
-          <w:i/>
-          <w:iCs/>
-          <w:color w:val="22292E"/>
-        </w:rPr>
-        <w:t xml:space="preserve">GitFlow é o regulamento da ferrovia: diz quais trilhos existem, de onde cada um sai, para onde vai e quem libera a passagem.</w:t>
-      </w:r>
-    </w:p>
-    <w:p>
-      <w:pPr>
-        <w:pStyle w:val="Heading2"/>
-      </w:pPr>
-      <w:r>
-        <w:t xml:space="preserve">Bloco 2 — A malha ferroviária — 25 min (slides 9 a 15)</w:t>
-      </w:r>
-    </w:p>
-    <w:p>
-      <w:pPr>
-        <w:spacing w:after="120" w:line="300"/>
-      </w:pPr>
-      <w:r>
-        <w:rPr>
-          <w:b/>
-          <w:bCs/>
-        </w:rPr>
-        <w:t xml:space="preserve">Objetivo: </w:t>
-      </w:r>
-      <w:r>
-        <w:t xml:space="preserve">apresentar os cinco trilhos e a regra de origem e destino de cada um.</w:t>
-      </w:r>
-    </w:p>
-    <w:p>
-      <w:pPr>
-        <w:spacing w:after="120" w:line="300"/>
-      </w:pPr>
-      <w:r>
-        <w:rPr>
-          <w:b/>
-          <w:bCs/>
-        </w:rPr>
-        <w:t xml:space="preserve">Slide 10 — Trilho, estação, desvio e entroncamento.</w:t>
-      </w:r>
-      <w:r>
-        <w:t xml:space="preserve"> Leia o desenho da esquerda para a direita: o tempo corre para a direita.</w:t>
+        <w:t xml:space="preserve">Slide 5 — O software é um trem.</w:t>
       </w:r>
     </w:p>
     <w:p>
@@ -3778,7 +4147,7 @@
       <w:r>
         <w:drawing>
           <wp:inline distT="0" distB="0" distL="0" distR="0">
-            <wp:extent cx="4000500" cy="1314450"/>
+            <wp:extent cx="3619500" cy="695325"/>
             <wp:effectExtent t="0" r="0" b="0" l="0"/>
             <wp:docPr id="1" name="" descr="" title=""/>
             <wp:cNvGraphicFramePr>
@@ -3803,7 +4172,7 @@
                   <pic:spPr bwMode="auto">
                     <a:xfrm>
                       <a:off x="0" y="0"/>
-                      <a:ext cx="4000500" cy="1314450"/>
+                      <a:ext cx="3619500" cy="695325"/>
                     </a:xfrm>
                     <a:prstGeom prst="rect">
                       <a:avLst/>
@@ -3830,7 +4199,7 @@
           <w:iCs/>
           <w:color w:val="22292E"/>
         </w:rPr>
-        <w:t xml:space="preserve">A linha azul é um trilho. Cada bolinha é uma estação, um commit. Em B sai um desvio: alguém foi trabalhar separado, sem fechar a linha. F1 e F2 são as paradas desse trabalho. Em M, o desvio volta: isso é o merge. E o trem? O trem é a versão do produto, o texto do contrato. Os trilhos e as estações são o caminho e o registro dela.</w:t>
+        <w:t xml:space="preserve">O trem é o sistema, o app do banco inteiro. Cada vagão é uma funcionalidade: Login, Pix, Extrato, Cartões. Mudar o software é mexer nos vagões: ganhar um vagão novo, melhorar um vagão ou consertar um vagão com defeito. E o trem está sempre rodando, com os clientes dentro.</w:t>
       </w:r>
     </w:p>
     <w:p>
@@ -3842,55 +4211,10 @@
           <w:b/>
           <w:bCs/>
         </w:rPr>
-        <w:t xml:space="preserve">Slide 11 — Dois trilhos permanentes.</w:t>
-      </w:r>
-      <w:r>
-        <w:t xml:space="preserve"> A main é a linha em operação, o contrato assinado; a develop é a linha da próxima composição, a minuta consolidada. Ninguém escreve direto em nenhum dos dois (Diretriz 7).</w:t>
-      </w:r>
-    </w:p>
-    <w:p>
-      <w:pPr>
-        <w:spacing w:after="120" w:line="300"/>
-      </w:pPr>
-      <w:r>
-        <w:rPr>
-          <w:b/>
-          <w:bCs/>
-        </w:rPr>
-        <w:t xml:space="preserve">Pergunta para a turma: </w:t>
-      </w:r>
-      <w:r>
-        <w:t xml:space="preserve">"Se a develop é a minuta, quando ela vira contrato assinado?" (Quando passa pela vistoria, a release, e entra na main.)</w:t>
-      </w:r>
-    </w:p>
-    <w:p>
-      <w:pPr>
-        <w:spacing w:after="120" w:line="300"/>
-      </w:pPr>
-      <w:r>
-        <w:rPr>
-          <w:b/>
-          <w:bCs/>
-        </w:rPr>
-        <w:t xml:space="preserve">Slide 12 — Três trilhos temporários.</w:t>
-      </w:r>
-      <w:r>
-        <w:t xml:space="preserve"> O asterisco quer dizer "qualquer nome". Feature é obra: uma novidade. Release é vistoria: a versão para de receber novidades e só recebe correção. Hotfix é emergência em produção. Chame a atenção para a última linha de cada cartão: release e hotfix voltam para dois lugares. Temporário quer dizer que, depois da junção, o desvio é apagado (Diretriz 3).</w:t>
-      </w:r>
-    </w:p>
-    <w:p>
-      <w:pPr>
-        <w:spacing w:after="120" w:line="300"/>
-      </w:pPr>
-      <w:r>
-        <w:rPr>
-          <w:b/>
-          <w:bCs/>
-        </w:rPr>
-        <w:t xml:space="preserve">Slide 13 — A malha completa.</w:t>
-      </w:r>
-      <w:r>
-        <w:t xml:space="preserve"> Percorra o desenho devagar; é o slide mais importante do bloco.</w:t>
+        <w:t xml:space="preserve">Slide 6 — Um trilho para cada trabalho.</w:t>
+      </w:r>
+      <w:r>
+        <w:t xml:space="preserve"> É a ideia central da parte 1.</w:t>
       </w:r>
     </w:p>
     <w:p>
@@ -3901,7 +4225,7 @@
       <w:r>
         <w:drawing>
           <wp:inline distT="0" distB="0" distL="0" distR="0">
-            <wp:extent cx="4476750" cy="2124075"/>
+            <wp:extent cx="4000500" cy="1114425"/>
             <wp:effectExtent t="0" r="0" b="0" l="0"/>
             <wp:docPr id="1" name="" descr="" title=""/>
             <wp:cNvGraphicFramePr>
@@ -3926,7 +4250,7 @@
                   <pic:spPr bwMode="auto">
                     <a:xfrm>
                       <a:off x="0" y="0"/>
-                      <a:ext cx="4476750" cy="2124075"/>
+                      <a:ext cx="4000500" cy="1114425"/>
                     </a:xfrm>
                     <a:prstGeom prst="rect">
                       <a:avLst/>
@@ -3941,67 +4265,27 @@
     </w:p>
     <w:p>
       <w:pPr>
-        <w:pStyle w:val="ListParagraph"/>
-        <w:numPr>
-          <w:ilvl w:val="0"/>
-          <w:numId w:val="6"/>
-        </w:numPr>
-        <w:spacing w:after="80" w:line="290"/>
-      </w:pPr>
-      <w:r>
-        <w:t xml:space="preserve">A obra A sai da develop e volta.</w:t>
-      </w:r>
-    </w:p>
-    <w:p>
-      <w:pPr>
-        <w:pStyle w:val="ListParagraph"/>
-        <w:numPr>
-          <w:ilvl w:val="0"/>
-          <w:numId w:val="6"/>
-        </w:numPr>
-        <w:spacing w:after="80" w:line="290"/>
-      </w:pPr>
-      <w:r>
-        <w:t xml:space="preserve">Do mesmo ponto saem a vistoria (release) e a obra B.</w:t>
-      </w:r>
-    </w:p>
-    <w:p>
-      <w:pPr>
-        <w:pStyle w:val="ListParagraph"/>
-        <w:numPr>
-          <w:ilvl w:val="0"/>
-          <w:numId w:val="6"/>
-        </w:numPr>
-        <w:spacing w:after="80" w:line="290"/>
-      </w:pPr>
-      <w:r>
-        <w:t xml:space="preserve">A vistoria recebe uma correção, entra na main com a placa v1.1.0.31 e volta para a develop.</w:t>
-      </w:r>
-    </w:p>
-    <w:p>
-      <w:pPr>
-        <w:pStyle w:val="ListParagraph"/>
-        <w:numPr>
-          <w:ilvl w:val="0"/>
-          <w:numId w:val="6"/>
-        </w:numPr>
-        <w:spacing w:after="80" w:line="290"/>
-      </w:pPr>
-      <w:r>
-        <w:t xml:space="preserve">Uma emergência sai da main, entra na main com a placa v1.1.1.33 e também volta para a develop.</w:t>
-      </w:r>
-    </w:p>
-    <w:p>
-      <w:pPr>
-        <w:pStyle w:val="ListParagraph"/>
-        <w:numPr>
-          <w:ilvl w:val="0"/>
-          <w:numId w:val="6"/>
-        </w:numPr>
-        <w:spacing w:after="80" w:line="290"/>
-      </w:pPr>
-      <w:r>
-        <w:t xml:space="preserve">A obra B, mais longa, entra na develop e vai esperar a próxima vistoria.</w:t>
+        <w:pBdr>
+          <w:left w:val="single" w:color="F39200" w:sz="18" w:space="12"/>
+        </w:pBdr>
+        <w:spacing w:before="60" w:after="140" w:line="300"/>
+        <w:ind w:left="360"/>
+      </w:pPr>
+      <w:r>
+        <w:rPr>
+          <w:i/>
+          <w:iCs/>
+          <w:color w:val="22292E"/>
+        </w:rPr>
+        <w:t xml:space="preserve">O trem continua rodando na linha. O vagão novo vai para um desvio, onde a equipe trabalha com calma, sem atrapalhar ninguém. Quando fica pronto, volta e é engatado. Branch é isso: um trilho separado para trabalhar.</w:t>
+      </w:r>
+    </w:p>
+    <w:p>
+      <w:pPr>
+        <w:spacing w:after="120" w:line="300"/>
+      </w:pPr>
+      <w:r>
+        <w:t xml:space="preserve">Por enquanto, "engatar de volta" basta. Se alguém perguntar como se junta, diga que é o assunto da parte 2.</w:t>
       </w:r>
     </w:p>
     <w:p>
@@ -4013,10 +4297,10 @@
           <w:b/>
           <w:bCs/>
         </w:rPr>
-        <w:t xml:space="preserve">Slide 14 — De onde sai, para onde vai.</w:t>
-      </w:r>
-      <w:r>
-        <w:t xml:space="preserve"> É a tabela da Diretriz 2. A regra de ouro, tudo o que entra na main volta para a develop, é o merge back, que volta no bloco 4.</w:t>
+        <w:t xml:space="preserve">Slide 7 — GitFlow é o regulamento da ferrovia.</w:t>
+      </w:r>
+      <w:r>
+        <w:t xml:space="preserve"> O GitFlow foi publicado em 2010 por Vincent Driessen e virou modelo de mercado. Não é uma ferramenta: é um combinado, que diz quais trilhos existem, de onde cada um sai, para onde vai e quem libera a passagem. No Modelo VIC, ele é regra (Diretriz 2).</w:t>
       </w:r>
     </w:p>
     <w:p>
@@ -4028,50 +4312,10 @@
           <w:b/>
           <w:bCs/>
         </w:rPr>
-        <w:t xml:space="preserve">Slide 15 — O nome diz o trilho.</w:t>
-      </w:r>
-      <w:r>
-        <w:t xml:space="preserve"> Os nomes seguem a Diretriz 11, e é por eles que as ferramentas e os indicadores reconhecem cada trilho. A placa é a tag; o número de quatro partes é explicado no bloco 4. Por ora: placa na main é versão que foi para produção (Diretriz 10).</w:t>
-      </w:r>
-    </w:p>
-    <w:p>
-      <w:pPr>
-        <w:pStyle w:val="Heading2"/>
-      </w:pPr>
-      <w:r>
-        <w:t xml:space="preserve">Dinâmica 1 — 20 min (slide 16)</w:t>
-      </w:r>
-    </w:p>
-    <w:p>
-      <w:pPr>
-        <w:spacing w:after="120" w:line="300"/>
-      </w:pPr>
-      <w:r>
-        <w:t xml:space="preserve">Conduza conforme a seção 5.</w:t>
-      </w:r>
-    </w:p>
-    <w:p>
-      <w:pPr>
-        <w:pStyle w:val="Heading2"/>
-      </w:pPr>
-      <w:r>
-        <w:t xml:space="preserve">Intervalo — 10 min (slide 17)</w:t>
-      </w:r>
-    </w:p>
-    <w:p>
-      <w:pPr>
-        <w:spacing w:after="120" w:line="300"/>
-      </w:pPr>
-      <w:r>
-        <w:t xml:space="preserve">Antes de sair, deixe a enquete da Dinâmica 2 pronta.</w:t>
-      </w:r>
-    </w:p>
-    <w:p>
-      <w:pPr>
-        <w:pStyle w:val="Heading2"/>
-      </w:pPr>
-      <w:r>
-        <w:t xml:space="preserve">Bloco 3 — Os tipos de merge — 30 min (slides 18 a 26)</w:t>
+        <w:t xml:space="preserve">Slide 8 — Dois trilhos permanentes.</w:t>
+      </w:r>
+      <w:r>
+        <w:t xml:space="preserve"> A main é a linha comercial: o trem completo, com passageiros, o que está em produção. A develop é o pátio de montagem: a próxima composição, com os vagões que já saíram prontos da oficina. Ninguém mexe direto em nenhum dos dois (Diretriz 7).</w:t>
       </w:r>
     </w:p>
     <w:p>
@@ -4083,10 +4327,10 @@
           <w:b/>
           <w:bCs/>
         </w:rPr>
-        <w:t xml:space="preserve">Objetivo: </w:t>
-      </w:r>
-      <w:r>
-        <w:t xml:space="preserve">mostrar que há quatro jeitos de juntar um desvio, que todos levam o mesmo conteúdo e que a diferença é a história que fica registrada.</w:t>
+        <w:t xml:space="preserve">Pergunta para a turma: </w:t>
+      </w:r>
+      <w:r>
+        <w:t xml:space="preserve">"Quando a composição do pátio vai para a linha comercial?" (Depois da vistoria, a release: o próximo slide.)</w:t>
       </w:r>
     </w:p>
     <w:p>
@@ -4098,10 +4342,25 @@
           <w:b/>
           <w:bCs/>
         </w:rPr>
-        <w:t xml:space="preserve">Slide 19 — Antes de juntar: a linha andou?</w:t>
-      </w:r>
-      <w:r>
-        <w:t xml:space="preserve"> É a pergunta que decide tudo. Se a develop não andou desde que o desvio saiu, juntar é trivial. Se andou, há três escolhas. Os quatro slides seguintes usam sempre o mesmo desenho: develop com A, B e C; desvio com F1 e F2.</w:t>
+        <w:t xml:space="preserve">Slide 9 — Três trilhos temporários.</w:t>
+      </w:r>
+      <w:r>
+        <w:t xml:space="preserve"> Chame a atenção para o tamanho do que roda em cada um: a feature e o hotfix cuidam de um vagão só; a release cuida da composição inteira. A release e o hotfix voltam para dois lugares; a feature, para um. Temporário quer dizer que, depois que o trabalho volta, o desvio é desmontado (Diretriz 3).</w:t>
+      </w:r>
+    </w:p>
+    <w:p>
+      <w:pPr>
+        <w:spacing w:after="120" w:line="300"/>
+      </w:pPr>
+      <w:r>
+        <w:rPr>
+          <w:b/>
+          <w:bCs/>
+        </w:rPr>
+        <w:t xml:space="preserve">Slide 10 — A malha completa.</w:t>
+      </w:r>
+      <w:r>
+        <w:t xml:space="preserve"> Percorra o desenho devagar; é o slide mais importante do bloco.</w:t>
       </w:r>
     </w:p>
     <w:p>
@@ -4112,7 +4371,7 @@
       <w:r>
         <w:drawing>
           <wp:inline distT="0" distB="0" distL="0" distR="0">
-            <wp:extent cx="2857500" cy="1123950"/>
+            <wp:extent cx="4476750" cy="2038350"/>
             <wp:effectExtent t="0" r="0" b="0" l="0"/>
             <wp:docPr id="1" name="" descr="" title=""/>
             <wp:cNvGraphicFramePr>
@@ -4137,7 +4396,7 @@
                   <pic:spPr bwMode="auto">
                     <a:xfrm>
                       <a:off x="0" y="0"/>
-                      <a:ext cx="2857500" cy="1123950"/>
+                      <a:ext cx="4476750" cy="2038350"/>
                     </a:xfrm>
                     <a:prstGeom prst="rect">
                       <a:avLst/>
@@ -4152,6 +4411,71 @@
     </w:p>
     <w:p>
       <w:pPr>
+        <w:pStyle w:val="ListParagraph"/>
+        <w:numPr>
+          <w:ilvl w:val="0"/>
+          <w:numId w:val="6"/>
+        </w:numPr>
+        <w:spacing w:after="80" w:line="290"/>
+      </w:pPr>
+      <w:r>
+        <w:t xml:space="preserve">Em cima, a main: o trem comercial, com passageiros.</w:t>
+      </w:r>
+    </w:p>
+    <w:p>
+      <w:pPr>
+        <w:pStyle w:val="ListParagraph"/>
+        <w:numPr>
+          <w:ilvl w:val="0"/>
+          <w:numId w:val="6"/>
+        </w:numPr>
+        <w:spacing w:after="80" w:line="290"/>
+      </w:pPr>
+      <w:r>
+        <w:t xml:space="preserve">Embaixo, a develop: o pátio, montando a próxima composição. O vagão tracejado é o lugar do que ainda está na oficina.</w:t>
+      </w:r>
+    </w:p>
+    <w:p>
+      <w:pPr>
+        <w:pStyle w:val="ListParagraph"/>
+        <w:numPr>
+          <w:ilvl w:val="0"/>
+          <w:numId w:val="6"/>
+        </w:numPr>
+        <w:spacing w:after="80" w:line="290"/>
+      </w:pPr>
+      <w:r>
+        <w:t xml:space="preserve">Na feature, o vagão Cartões é construído e volta para o pátio.</w:t>
+      </w:r>
+    </w:p>
+    <w:p>
+      <w:pPr>
+        <w:pStyle w:val="ListParagraph"/>
+        <w:numPr>
+          <w:ilvl w:val="0"/>
+          <w:numId w:val="6"/>
+        </w:numPr>
+        <w:spacing w:after="80" w:line="290"/>
+      </w:pPr>
+      <w:r>
+        <w:t xml:space="preserve">Quando a composição do pátio fica pronta, vai inteira para a vistoria, a release. Aprovada, entra na linha comercial e também volta para o pátio.</w:t>
+      </w:r>
+    </w:p>
+    <w:p>
+      <w:pPr>
+        <w:pStyle w:val="ListParagraph"/>
+        <w:numPr>
+          <w:ilvl w:val="0"/>
+          <w:numId w:val="6"/>
+        </w:numPr>
+        <w:spacing w:after="80" w:line="290"/>
+      </w:pPr>
+      <w:r>
+        <w:t xml:space="preserve">Quando um vagão do trem comercial dá defeito, ele vai para o desvio de emergência, o hotfix. O conserto volta para o trem comercial e para o pátio.</w:t>
+      </w:r>
+    </w:p>
+    <w:p>
+      <w:pPr>
         <w:spacing w:after="120" w:line="300"/>
       </w:pPr>
       <w:r>
@@ -4159,10 +4483,10 @@
           <w:b/>
           <w:bCs/>
         </w:rPr>
-        <w:t xml:space="preserve">Slide 20 — Fast-forward.</w:t>
-      </w:r>
-      <w:r>
-        <w:t xml:space="preserve"> O marcador da develop só pula para a frente, até F2: não há junção, porque não há o que juntar. O histórico fica reto e perde o desenho do desvio. No GitFlow original, as junções evitam o fast-forward justamente para que o desvio continue visível.</w:t>
+        <w:t xml:space="preserve">Slide 11 — De onde sai, para onde vai.</w:t>
+      </w:r>
+      <w:r>
+        <w:t xml:space="preserve"> É a tabela da Diretriz 2, em linguagem de trem. Insista na regra de ouro:</w:t>
       </w:r>
     </w:p>
     <w:p>
@@ -4179,7 +4503,15 @@
           <w:iCs/>
           <w:color w:val="22292E"/>
         </w:rPr>
-        <w:t xml:space="preserve">No contrato: ninguém mexeu na minuta desde que você pegou a sua cópia. Então a sua cópia passa a ser a minuta.</w:t>
+        <w:t xml:space="preserve">Se o vagão consertado volta só para o trem comercial, a próxima composição, que está sendo montada no pátio com o vagão antigo, sai com o mesmo defeito.</w:t>
+      </w:r>
+    </w:p>
+    <w:p>
+      <w:pPr>
+        <w:spacing w:after="120" w:line="300"/>
+      </w:pPr>
+      <w:r>
+        <w:t xml:space="preserve">Na parte 2, essa volta ganha um nome: merge back.</w:t>
       </w:r>
     </w:p>
     <w:p>
@@ -4191,10 +4523,77 @@
           <w:b/>
           <w:bCs/>
         </w:rPr>
-        <w:t xml:space="preserve">Slide 21 — Merge commit.</w:t>
-      </w:r>
-      <w:r>
-        <w:t xml:space="preserve"> A junção vira uma estação própria, M. Nada é reescrito; o mapa guarda quando o desvio saiu e quando voltou. É o jeito do GitFlow original, em todas as junções.</w:t>
+        <w:t xml:space="preserve">Slide 12 — O nome diz o trilho.</w:t>
+      </w:r>
+      <w:r>
+        <w:t xml:space="preserve"> Os nomes seguem a Diretriz 11, e é por eles que as ferramentas e os indicadores reconhecem cada trilho. Os números da release e do hotfix são números de versão; eles ficam para a parte 2.</w:t>
+      </w:r>
+    </w:p>
+    <w:p>
+      <w:pPr>
+        <w:pStyle w:val="Heading2"/>
+      </w:pPr>
+      <w:r>
+        <w:t xml:space="preserve">Dinâmica 1 — 20 min (slide 13)</w:t>
+      </w:r>
+    </w:p>
+    <w:p>
+      <w:pPr>
+        <w:spacing w:after="120" w:line="300"/>
+      </w:pPr>
+      <w:r>
+        <w:t xml:space="preserve">Conduza conforme a seção 5.</w:t>
+      </w:r>
+    </w:p>
+    <w:p>
+      <w:pPr>
+        <w:pStyle w:val="Heading2"/>
+      </w:pPr>
+      <w:r>
+        <w:t xml:space="preserve">Intervalo — 10 min (slide 14)</w:t>
+      </w:r>
+    </w:p>
+    <w:p>
+      <w:pPr>
+        <w:spacing w:after="120" w:line="300"/>
+      </w:pPr>
+      <w:r>
+        <w:t xml:space="preserve">Antes de sair, deixe a enquete da Dinâmica 2 pronta. O slide avisa que, na volta, o trem dá lugar ao contrato.</w:t>
+      </w:r>
+    </w:p>
+    <w:p>
+      <w:pPr>
+        <w:pStyle w:val="Heading2"/>
+      </w:pPr>
+      <w:r>
+        <w:t xml:space="preserve">Parte 2 · Bloco 2 — O contrato — 20 min (slides 15 a 19)</w:t>
+      </w:r>
+    </w:p>
+    <w:p>
+      <w:pPr>
+        <w:spacing w:after="120" w:line="300"/>
+      </w:pPr>
+      <w:r>
+        <w:rPr>
+          <w:b/>
+          <w:bCs/>
+        </w:rPr>
+        <w:t xml:space="preserve">Objetivo: </w:t>
+      </w:r>
+      <w:r>
+        <w:t xml:space="preserve">mostrar o que fica registrado em cada trilho, com o contrato e as suas minutas, e ligar os trilhos da parte 1 às linhas do tempo.</w:t>
+      </w:r>
+    </w:p>
+    <w:p>
+      <w:pPr>
+        <w:spacing w:after="120" w:line="300"/>
+      </w:pPr>
+      <w:r>
+        <w:rPr>
+          <w:b/>
+          <w:bCs/>
+        </w:rPr>
+        <w:t xml:space="preserve">Slide 16 — Qual destes vale?</w:t>
       </w:r>
     </w:p>
     <w:p>
@@ -4211,7 +4610,7 @@
           <w:iCs/>
           <w:color w:val="22292E"/>
         </w:rPr>
-        <w:t xml:space="preserve">No contrato: a cláusula entra com todas as versões, e alguém anota "incorporada em 12/10, aprovada por fulano".</w:t>
+        <w:t xml:space="preserve">Todo mundo já viu essa pasta. Qual destes é o contrato que vale? O problema não é falta de cuidado: arquivo copiado não diz quem mudou, o quê, nem por quê, e nenhum deles diz que é o oficial.</w:t>
       </w:r>
     </w:p>
     <w:p>
@@ -4223,27 +4622,10 @@
           <w:b/>
           <w:bCs/>
         </w:rPr>
-        <w:t xml:space="preserve">Slide 22 — Squash.</w:t>
-      </w:r>
-      <w:r>
-        <w:t xml:space="preserve"> Espremer: as paradas do desvio viram uma estação só. Útil quando o desvio tem muitas paradas pequenas ("ajuste", "ajuste 2", "agora vai"). Perde o passo a passo, e o desvio deve ser apagado depois: ele não serve mais para continuar o trabalho. Curiosidade: por isso a Diretriz 4 não mede a divergência só pelo número de commits, que o squash reduz sem reduzir a divergência real.</w:t>
-      </w:r>
-    </w:p>
-    <w:p>
-      <w:pPr>
-        <w:pBdr>
-          <w:left w:val="single" w:color="F39200" w:sz="18" w:space="12"/>
-        </w:pBdr>
-        <w:spacing w:before="60" w:after="140" w:line="300"/>
-        <w:ind w:left="360"/>
-      </w:pPr>
-      <w:r>
-        <w:rPr>
-          <w:i/>
-          <w:iCs/>
-          <w:color w:val="22292E"/>
-        </w:rPr>
-        <w:t xml:space="preserve">No contrato: passar a limpo. Entra o texto final da cláusula, sem os rascunhos.</w:t>
+        <w:t xml:space="preserve">Slide 17 — O Git guarda cada versão, rubricada.</w:t>
+      </w:r>
+      <w:r>
+        <w:t xml:space="preserve"> O commit é a rubrica: quem, quando, o quê e por quê. O repositório é a pasta com todas as versões, para sempre; dá para comparar duas e voltar a qualquer uma.</w:t>
       </w:r>
     </w:p>
     <w:p>
@@ -4255,610 +4637,10 @@
           <w:b/>
           <w:bCs/>
         </w:rPr>
-        <w:t xml:space="preserve">Slide 23 — Rebase.</w:t>
-      </w:r>
-      <w:r>
-        <w:t xml:space="preserve"> Mudar a base: o desvio, que saía de B, passa a sair de C. As estações são reconstruídas e ganham o apóstrofo (F1′, F2′): mesmo conteúdo, outra identidade e outra data. Depois do rebase, a junção vira um fast-forward.</w:t>
-      </w:r>
-    </w:p>
-    <w:p>
-      <w:pPr>
-        <w:pBdr>
-          <w:left w:val="single" w:color="F39200" w:sz="18" w:space="12"/>
-        </w:pBdr>
-        <w:spacing w:before="60" w:after="140" w:line="300"/>
-        <w:ind w:left="360"/>
-      </w:pPr>
-      <w:r>
-        <w:rPr>
-          <w:i/>
-          <w:iCs/>
-          <w:color w:val="22292E"/>
-        </w:rPr>
-        <w:t xml:space="preserve">No contrato: antes de pedir o visto, você refaz a sua cópia em cima da minuta mais recente. Só que ninguém faz isso numa cópia que outras pessoas estão lendo: seria trocar as páginas debaixo do nariz delas.</w:t>
-      </w:r>
-    </w:p>
-    <w:p>
-      <w:pPr>
-        <w:spacing w:after="120" w:line="300"/>
-      </w:pPr>
-      <w:r>
-        <w:rPr>
-          <w:b/>
-          <w:bCs/>
-        </w:rPr>
-        <w:t xml:space="preserve">Slide 24 — Lado a lado.</w:t>
-      </w:r>
-      <w:r>
-        <w:t xml:space="preserve"> Resumo para fotografar. Insista na frase de baixo: nenhum tipo de merge perde a mudança em si.</w:t>
-      </w:r>
-    </w:p>
-    <w:p>
-      <w:pPr>
-        <w:spacing w:after="120" w:line="300"/>
-      </w:pPr>
-      <w:r>
-        <w:rPr>
-          <w:b/>
-          <w:bCs/>
-        </w:rPr>
-        <w:t xml:space="preserve">Slide 25 — Os botões.</w:t>
-      </w:r>
-      <w:r>
-        <w:t xml:space="preserve"> As plataformas do Modelo VIC são o GitHub e o Azure DevOps, e os botões aparecem na conclusão do pull request. O fast-forward puro não tem botão próprio: acontece quando a linha não andou ou depois de um rebase. O semi-linear, do Azure DevOps, faz o rebase e ainda cria a estação de junção. Quem escolhe o tipo é a política do repositório; na dúvida, o Integrador (Diretriz 6).</w:t>
-      </w:r>
-    </w:p>
-    <w:p>
-      <w:pPr>
-        <w:spacing w:after="120" w:line="300"/>
-      </w:pPr>
-      <w:r>
-        <w:rPr>
-          <w:b/>
-          <w:bCs/>
-        </w:rPr>
-        <w:t xml:space="preserve">Slide 26 — Conflito.</w:t>
-      </w:r>
-      <w:r>
-        <w:t xml:space="preserve"> Não é erro de ninguém: é o Git avisando que duas mudanças disputam o mesmo trecho e que ele não vai adivinhar qual vale. Pode acontecer em qualquer tipo de merge.</w:t>
-      </w:r>
-    </w:p>
-    <w:p>
-      <w:pPr>
-        <w:pBdr>
-          <w:left w:val="single" w:color="F39200" w:sz="18" w:space="12"/>
-        </w:pBdr>
-        <w:spacing w:before="60" w:after="140" w:line="300"/>
-        <w:ind w:left="360"/>
-      </w:pPr>
-      <w:r>
-        <w:rPr>
-          <w:i/>
-          <w:iCs/>
-          <w:color w:val="22292E"/>
-        </w:rPr>
-        <w:t xml:space="preserve">O jurídico pôs a multa em 2%; o comercial, em 1%. Quem decide? Não é o Git, e muitas vezes não é o time técnico: é o negócio. Quando o conflito é de regra, o time vai precisar de vocês.</w:t>
-      </w:r>
-    </w:p>
-    <w:p>
-      <w:pPr>
-        <w:pStyle w:val="Heading2"/>
-      </w:pPr>
-      <w:r>
-        <w:t xml:space="preserve">Dinâmica 2 — 15 min (slides 27 e 28)</w:t>
-      </w:r>
-    </w:p>
-    <w:p>
-      <w:pPr>
-        <w:spacing w:after="120" w:line="300"/>
-      </w:pPr>
-      <w:r>
-        <w:t xml:space="preserve">Conduza conforme a seção 5.</w:t>
-      </w:r>
-    </w:p>
-    <w:p>
-      <w:pPr>
-        <w:pStyle w:val="Heading2"/>
-      </w:pPr>
-      <w:r>
-        <w:t xml:space="preserve">Bloco 4 — A viagem no Modelo VIC — 15 min (slides 29 a 34)</w:t>
-      </w:r>
-    </w:p>
-    <w:p>
-      <w:pPr>
-        <w:spacing w:after="120" w:line="300"/>
-      </w:pPr>
-      <w:r>
-        <w:rPr>
-          <w:b/>
-          <w:bCs/>
-        </w:rPr>
-        <w:t xml:space="preserve">Objetivo: </w:t>
-      </w:r>
-      <w:r>
-        <w:t xml:space="preserve">ligar o fluxo às regras do Modelo VIC. São seis slides em 15 minutos: não se demore em nenhum.</w:t>
-      </w:r>
-    </w:p>
-    <w:p>
-      <w:pPr>
-        <w:spacing w:after="120" w:line="300"/>
-      </w:pPr>
-      <w:r>
-        <w:rPr>
-          <w:b/>
-          <w:bCs/>
-        </w:rPr>
-        <w:t xml:space="preserve">Slide 30 — A cancela.</w:t>
-      </w:r>
-      <w:r>
-        <w:t xml:space="preserve"> Push direto na main e na develop é bloqueado (Diretriz 7). Toda mudança chega por pull request, o pedido de passagem, em dois momentos (Diretriz 8): a aprovação, pelos revisores do time, e a completude, pelo Integrador, que efetiva o merge. É na completude que se escolhe o tipo de merge. O PR fica guardado como evidência para auditoria.</w:t>
-      </w:r>
-    </w:p>
-    <w:p>
-      <w:pPr>
-        <w:spacing w:after="120" w:line="300"/>
-      </w:pPr>
-      <w:r>
-        <w:rPr>
-          <w:b/>
-          <w:bCs/>
-        </w:rPr>
-        <w:t xml:space="preserve">Slide 31 — Merge back.</w:t>
-      </w:r>
-      <w:r>
-        <w:t xml:space="preserve"> Toda release e todo hotfix que entram na main voltam para a develop, ao fim de cada ciclo (Diretriz 5).</w:t>
-      </w:r>
-    </w:p>
-    <w:p>
-      <w:pPr>
-        <w:pBdr>
-          <w:left w:val="single" w:color="F39200" w:sz="18" w:space="12"/>
-        </w:pBdr>
-        <w:spacing w:before="60" w:after="140" w:line="300"/>
-        <w:ind w:left="360"/>
-      </w:pPr>
-      <w:r>
-        <w:rPr>
-          <w:i/>
-          <w:iCs/>
-          <w:color w:val="22292E"/>
-        </w:rPr>
-        <w:t xml:space="preserve">Se a correção feita na vistoria não volta para a develop, a próxima versão, que é montada a partir da develop, sai com o erro de novo. É o aditivo que ninguém passou para a minuta.</w:t>
-      </w:r>
-    </w:p>
-    <w:p>
-      <w:pPr>
-        <w:spacing w:after="120" w:line="300"/>
-      </w:pPr>
-      <w:r>
-        <w:rPr>
-          <w:b/>
-          <w:bCs/>
-        </w:rPr>
-        <w:t xml:space="preserve">Slide 32 — O número da versão.</w:t>
-      </w:r>
-      <w:r>
-        <w:t xml:space="preserve"> MAJOR muda o que já valia; MINOR traz novidade sem mudar o que existia; PATCH corrige. As três partes são o SemVer (Diretriz 9). A quarta, o BUILD, identifica a montagem, e só versão com os quatro números vai para produção: é o Padrão VEC (Diretriz 10). Cada versão publicada tem a sua nota de versão, com o que foi adicionado, alterado e corrigido (Diretriz 13).</w:t>
-      </w:r>
-    </w:p>
-    <w:p>
-      <w:pPr>
-        <w:spacing w:after="120" w:line="300"/>
-      </w:pPr>
-      <w:r>
-        <w:rPr>
-          <w:b/>
-          <w:bCs/>
-        </w:rPr>
-        <w:t xml:space="preserve">Slide 33 — Desvio curto, junção frequente.</w:t>
-      </w:r>
-      <w:r>
-        <w:t xml:space="preserve"> Quanto mais tempo uma área fica com a sua cópia sem olhar a minuta, mais difícil é juntar depois. O Modelo VIC mede isso, a divergência, e fixa limites por faixa de maturidade; os números do slide são os da faixa 3, a meta institucional (Diretriz 4).</w:t>
-      </w:r>
-    </w:p>
-    <w:p>
-      <w:pPr>
-        <w:spacing w:after="120" w:line="300"/>
-      </w:pPr>
-      <w:r>
-        <w:rPr>
-          <w:b/>
-          <w:bCs/>
-        </w:rPr>
-        <w:t xml:space="preserve">Slide 34 — O que você viu hoje.</w:t>
-      </w:r>
-      <w:r>
-        <w:t xml:space="preserve"> Não leia a tabela inteira: escolha duas linhas. As Diretrizes 1 e 12 ficam de fora porque tratam de testes e do conteúdo dos arquivos, não do fluxo.</w:t>
-      </w:r>
-    </w:p>
-    <w:p>
-      <w:pPr>
-        <w:pStyle w:val="Heading2"/>
-      </w:pPr>
-      <w:r>
-        <w:t xml:space="preserve">Dinâmica 3 — 25 min (slide 35)</w:t>
-      </w:r>
-    </w:p>
-    <w:p>
-      <w:pPr>
-        <w:spacing w:after="120" w:line="300"/>
-      </w:pPr>
-      <w:r>
-        <w:t xml:space="preserve">Conduza conforme a seção 5.</w:t>
-      </w:r>
-    </w:p>
-    <w:p>
-      <w:pPr>
-        <w:pStyle w:val="Heading2"/>
-      </w:pPr>
-      <w:r>
-        <w:t xml:space="preserve">Fechamento — 10 min (slides 36 a 39)</w:t>
-      </w:r>
-    </w:p>
-    <w:p>
-      <w:pPr>
-        <w:spacing w:after="120" w:line="300"/>
-      </w:pPr>
-      <w:r>
-        <w:rPr>
-          <w:b/>
-          <w:bCs/>
-        </w:rPr>
-        <w:t xml:space="preserve">Slide 36 — Voltando à enquete.</w:t>
-      </w:r>
-      <w:r>
-        <w:t xml:space="preserve"> A resposta é C: cada trilho é uma cópia, e o GitFlow é a regra de como e quando as cópias voltam. A é a pasta do FINAL_v3: ninguém sabe qual vale. B funciona, mas é uma fila: ninguém trabalha em paralelo. D é o atropelo: um salva por cima do outro. Repita a enquete e mostre a diferença em relação ao começo.</w:t>
-      </w:r>
-    </w:p>
-    <w:p>
-      <w:pPr>
-        <w:spacing w:after="120" w:line="300"/>
-      </w:pPr>
-      <w:r>
-        <w:rPr>
-          <w:b/>
-          <w:bCs/>
-        </w:rPr>
-        <w:t xml:space="preserve">Slide 37 — Perguntas que você já pode fazer ao time.</w:t>
-      </w:r>
-      <w:r>
-        <w:t xml:space="preserve"> É o ganho prático da oficina. Peça que cada pessoa escolha a pergunta que vai fazer na próxima reunião.</w:t>
-      </w:r>
-    </w:p>
-    <w:p>
-      <w:pPr>
-        <w:spacing w:after="120" w:line="300"/>
-      </w:pPr>
-      <w:r>
-        <w:rPr>
-          <w:b/>
-          <w:bCs/>
-        </w:rPr>
-        <w:t xml:space="preserve">Slide 38 — Para levar.</w:t>
-      </w:r>
-      <w:r>
-        <w:t xml:space="preserve"> Três frases: cada trem no seu trilho; juntar é escolher a história; tudo o que chega à main volta para a develop. Envie a cartilha de bolso no chat.</w:t>
-      </w:r>
-    </w:p>
-    <w:p>
-      <w:pPr>
-        <w:spacing w:after="120" w:line="300"/>
-      </w:pPr>
-      <w:r>
-        <w:rPr>
-          <w:b/>
-          <w:bCs/>
-        </w:rPr>
-        <w:t xml:space="preserve">Slide 39 — "Cada trem no seu trilho."</w:t>
-      </w:r>
-      <w:r>
-        <w:t xml:space="preserve"> Agradeça e abra para dúvidas.</w:t>
-      </w:r>
-    </w:p>
-    <w:p>
-      <w:pPr>
-        <w:pStyle w:val="Heading1"/>
-        <w:pageBreakBefore/>
-      </w:pPr>
-      <w:r>
-        <w:t xml:space="preserve">5. As dinâmicas</w:t>
-      </w:r>
-    </w:p>
-    <w:p>
-      <w:pPr>
-        <w:pStyle w:val="Heading2"/>
-      </w:pPr>
-      <w:r>
-        <w:t xml:space="preserve">Dinâmica 1 — Qual trilho? (20 min)</w:t>
-      </w:r>
-    </w:p>
-    <w:p>
-      <w:pPr>
-        <w:spacing w:after="120" w:line="300"/>
-      </w:pPr>
-      <w:r>
-        <w:rPr>
-          <w:b/>
-          <w:bCs/>
-        </w:rPr>
-        <w:t xml:space="preserve">Objetivo: </w:t>
-      </w:r>
-      <w:r>
-        <w:t xml:space="preserve">associar situações do dia a dia de um sistema ao trilho certo, com a origem e o destino.</w:t>
-      </w:r>
-    </w:p>
-    <w:p>
-      <w:pPr>
-        <w:pStyle w:val="ListParagraph"/>
-        <w:numPr>
-          <w:ilvl w:val="0"/>
-          <w:numId w:val="7"/>
-        </w:numPr>
-        <w:spacing w:after="80" w:line="290"/>
-      </w:pPr>
-      <w:r>
-        <w:t xml:space="preserve">Faça a primeira carta com a turma, no slide 16: "Desde ontem, o app em produção cobra a tarifa em dobro" vai para hotfix/*, sai da main e volta para a main e para a develop.</w:t>
-      </w:r>
-    </w:p>
-    <w:p>
-      <w:pPr>
-        <w:pStyle w:val="ListParagraph"/>
-        <w:numPr>
-          <w:ilvl w:val="0"/>
-          <w:numId w:val="7"/>
-        </w:numPr>
-        <w:spacing w:after="80" w:line="290"/>
-      </w:pPr>
-      <w:r>
-        <w:t xml:space="preserve">Abra as salas por 12 minutos. Cada grupo arrasta as 12 cartas para as cinco raias (ou para o canto "Não pode!") e cola em cada uma a etiqueta "sai de / vai para".</w:t>
-      </w:r>
-    </w:p>
-    <w:p>
-      <w:pPr>
-        <w:pStyle w:val="ListParagraph"/>
-        <w:numPr>
-          <w:ilvl w:val="0"/>
-          <w:numId w:val="7"/>
-        </w:numPr>
-        <w:spacing w:after="80" w:line="290"/>
-      </w:pPr>
-      <w:r>
-        <w:t xml:space="preserve">Visite as salas. Se um grupo travar, pergunte: "isso já está com o cliente? É novidade ou é conserto? Dá para esperar a próxima versão?".</w:t>
-      </w:r>
-    </w:p>
-    <w:p>
-      <w:pPr>
-        <w:pStyle w:val="ListParagraph"/>
-        <w:numPr>
-          <w:ilvl w:val="0"/>
-          <w:numId w:val="7"/>
-        </w:numPr>
-        <w:spacing w:after="80" w:line="290"/>
-      </w:pPr>
-      <w:r>
-        <w:t xml:space="preserve">Na volta (8 min), peça a cada grupo a carta de que teve mais dúvida.</w:t>
-      </w:r>
-    </w:p>
-    <w:p>
-      <w:pPr>
-        <w:spacing w:after="120" w:line="300"/>
-      </w:pPr>
-      <w:r>
-        <w:rPr>
-          <w:b/>
-          <w:bCs/>
-        </w:rPr>
-        <w:t xml:space="preserve">Perguntas para a volta:</w:t>
-      </w:r>
-    </w:p>
-    <w:p>
-      <w:pPr>
-        <w:pStyle w:val="ListParagraph"/>
-        <w:numPr>
-          <w:ilvl w:val="0"/>
-          <w:numId w:val="3"/>
-        </w:numPr>
-        <w:spacing w:after="80" w:line="290"/>
-      </w:pPr>
-      <w:r>
-        <w:t xml:space="preserve">"Na homologação da 2.4, um texto da tela está errado": por que não abre uma feature? (A vistoria já começou: correção entra na própria release.)</w:t>
-      </w:r>
-    </w:p>
-    <w:p>
-      <w:pPr>
-        <w:pStyle w:val="ListParagraph"/>
-        <w:numPr>
-          <w:ilvl w:val="0"/>
-          <w:numId w:val="3"/>
-        </w:numPr>
-        <w:spacing w:after="80" w:line="290"/>
-      </w:pPr>
-      <w:r>
-        <w:t xml:space="preserve">"A correção urgente de ontem também precisa estar na próxima versão": que trilho é esse? (Nenhum novo: é o merge back do hotfix para a develop.)</w:t>
-      </w:r>
-    </w:p>
-    <w:p>
-      <w:pPr>
-        <w:pStyle w:val="ListParagraph"/>
-        <w:numPr>
-          <w:ilvl w:val="0"/>
-          <w:numId w:val="3"/>
-        </w:numPr>
-        <w:spacing w:after="80" w:line="290"/>
-      </w:pPr>
-      <w:r>
-        <w:t xml:space="preserve">"Alterar direto a versão em produção, porque é rapidinho": por que não pode? (A main é protegida; tudo passa pela cancela do pull request.)</w:t>
-      </w:r>
-    </w:p>
-    <w:p>
-      <w:pPr>
-        <w:spacing w:after="120" w:line="300"/>
-      </w:pPr>
-      <w:r>
-        <w:rPr>
-          <w:b/>
-          <w:bCs/>
-        </w:rPr>
-        <w:t xml:space="preserve">Gabarito: </w:t>
-      </w:r>
-      <w:r>
-        <w:t xml:space="preserve">no material das dinâmicas.</w:t>
-      </w:r>
-    </w:p>
-    <w:p>
-      <w:pPr>
-        <w:pStyle w:val="Heading2"/>
-      </w:pPr>
-      <w:r>
-        <w:t xml:space="preserve">Dinâmica 2 — Qual foi o merge? (15 min)</w:t>
-      </w:r>
-    </w:p>
-    <w:p>
-      <w:pPr>
-        <w:spacing w:after="120" w:line="300"/>
-      </w:pPr>
-      <w:r>
-        <w:rPr>
-          <w:b/>
-          <w:bCs/>
-        </w:rPr>
-        <w:t xml:space="preserve">Objetivo: </w:t>
-      </w:r>
-      <w:r>
-        <w:t xml:space="preserve">reconhecer os quatro tipos de merge pelo desenho e pela intenção.</w:t>
-      </w:r>
-    </w:p>
-    <w:p>
-      <w:pPr>
-        <w:pStyle w:val="ListParagraph"/>
-        <w:numPr>
-          <w:ilvl w:val="0"/>
-          <w:numId w:val="8"/>
-        </w:numPr>
-        <w:spacing w:after="80" w:line="290"/>
-      </w:pPr>
-      <w:r>
-        <w:t xml:space="preserve">Slide 27, rodadas 1 a 4: uma rodada por vez, com a enquete das quatro opções e 30 segundos para votar. Mostre o resultado e comente em 30 segundos.</w:t>
-      </w:r>
-    </w:p>
-    <w:p>
-      <w:pPr>
-        <w:pStyle w:val="ListParagraph"/>
-        <w:numPr>
-          <w:ilvl w:val="0"/>
-          <w:numId w:val="8"/>
-        </w:numPr>
-        <w:spacing w:after="80" w:line="290"/>
-      </w:pPr>
-      <w:r>
-        <w:t xml:space="preserve">Slide 28, rodadas 5 a 8: a mesma enquete, agora com situações em texto: "qual você escolheria?".</w:t>
-      </w:r>
-    </w:p>
-    <w:p>
-      <w:pPr>
-        <w:spacing w:after="120" w:line="300"/>
-      </w:pPr>
-      <w:r>
-        <w:rPr>
-          <w:b/>
-          <w:bCs/>
-        </w:rPr>
-        <w:t xml:space="preserve">Respostas: </w:t>
-      </w:r>
-      <w:r>
-        <w:t xml:space="preserve">1 squash; 2 fast-forward; 3 rebase; 4 merge commit; 5 merge commit; 6 squash; 7 rebase; 8 fast-forward.</w:t>
-      </w:r>
-    </w:p>
-    <w:p>
-      <w:pPr>
-        <w:spacing w:after="120" w:line="300"/>
-      </w:pPr>
-      <w:r>
-        <w:rPr>
-          <w:b/>
-          <w:bCs/>
-        </w:rPr>
-        <w:t xml:space="preserve">O que observar: </w:t>
-      </w:r>
-      <w:r>
-        <w:t xml:space="preserve">a rodada 2 é a pegadinha: o desenho não tem C, porque partiu do "antes" em que a linha não andou. Na rodada 7, quem responder merge commit (trazer a develop para dentro do desvio) também resolve, e é a resposta certa quando o desvio é compartilhado com outras pessoas; reforce que o rebase é só para o próprio desvio.</w:t>
-      </w:r>
-    </w:p>
-    <w:p>
-      <w:pPr>
-        <w:pStyle w:val="Heading2"/>
-      </w:pPr>
-      <w:r>
-        <w:t xml:space="preserve">Dinâmica 3 — A viagem do Contratos Online (25 min)</w:t>
-      </w:r>
-    </w:p>
-    <w:p>
-      <w:pPr>
-        <w:spacing w:after="120" w:line="300"/>
-      </w:pPr>
-      <w:r>
-        <w:rPr>
-          <w:b/>
-          <w:bCs/>
-        </w:rPr>
-        <w:t xml:space="preserve">Objetivo: </w:t>
-      </w:r>
-      <w:r>
-        <w:t xml:space="preserve">montar, em grupo, uma malha completa a partir de uma história, com release, hotfix e merge back.</w:t>
-      </w:r>
-    </w:p>
-    <w:p>
-      <w:pPr>
-        <w:spacing w:after="120" w:line="300"/>
-      </w:pPr>
-      <w:r>
-        <w:rPr>
-          <w:b/>
-          <w:bCs/>
-        </w:rPr>
-        <w:t xml:space="preserve">Caso: </w:t>
-      </w:r>
-      <w:r>
-        <w:t xml:space="preserve">o Contratos Online é um sistema fictício; em produção está a versão v2.3.0.97. Os oito eventos estão no slide 35 e no frame de cada grupo.</w:t>
-      </w:r>
-    </w:p>
-    <w:p>
-      <w:pPr>
-        <w:pStyle w:val="ListParagraph"/>
-        <w:numPr>
-          <w:ilvl w:val="0"/>
-          <w:numId w:val="9"/>
-        </w:numPr>
-        <w:spacing w:after="80" w:line="290"/>
-      </w:pPr>
-      <w:r>
-        <w:t xml:space="preserve">Explique a tarefa: desenhar a malha, na ordem dos eventos, numerando cada estação com o número do evento.</w:t>
-      </w:r>
-    </w:p>
-    <w:p>
-      <w:pPr>
-        <w:pStyle w:val="ListParagraph"/>
-        <w:numPr>
-          <w:ilvl w:val="0"/>
-          <w:numId w:val="9"/>
-        </w:numPr>
-        <w:spacing w:after="80" w:line="290"/>
-      </w:pPr>
-      <w:r>
-        <w:t xml:space="preserve">Salas por 15 minutos.</w:t>
-      </w:r>
-    </w:p>
-    <w:p>
-      <w:pPr>
-        <w:pStyle w:val="ListParagraph"/>
-        <w:numPr>
-          <w:ilvl w:val="0"/>
-          <w:numId w:val="9"/>
-        </w:numPr>
-        <w:spacing w:after="80" w:line="290"/>
-      </w:pPr>
-      <w:r>
-        <w:t xml:space="preserve">Na volta (10 min), um grupo mostra a malha e os outros comparam. Depois, mostre o gabarito.</w:t>
+        <w:t xml:space="preserve">Slide 18 — Os trilhos viram linhas do tempo.</w:t>
+      </w:r>
+      <w:r>
+        <w:t xml:space="preserve"> É a ponte entre as partes.</w:t>
       </w:r>
     </w:p>
     <w:p>
@@ -4869,7 +4651,7 @@
       <w:r>
         <w:drawing>
           <wp:inline distT="0" distB="0" distL="0" distR="0">
-            <wp:extent cx="4476750" cy="2305050"/>
+            <wp:extent cx="3810000" cy="1247775"/>
             <wp:effectExtent t="0" r="0" b="0" l="0"/>
             <wp:docPr id="1" name="" descr="" title=""/>
             <wp:cNvGraphicFramePr>
@@ -4894,6 +4676,879 @@
                   <pic:spPr bwMode="auto">
                     <a:xfrm>
                       <a:off x="0" y="0"/>
+                      <a:ext cx="3810000" cy="1247775"/>
+                    </a:xfrm>
+                    <a:prstGeom prst="rect">
+                      <a:avLst/>
+                    </a:prstGeom>
+                  </pic:spPr>
+                </pic:pic>
+              </a:graphicData>
+            </a:graphic>
+          </wp:inline>
+        </w:drawing>
+      </w:r>
+    </w:p>
+    <w:p>
+      <w:pPr>
+        <w:pBdr>
+          <w:left w:val="single" w:color="F39200" w:sz="18" w:space="12"/>
+        </w:pBdr>
+        <w:spacing w:before="60" w:after="140" w:line="300"/>
+        <w:ind w:left="360"/>
+      </w:pPr>
+      <w:r>
+        <w:rPr>
+          <w:i/>
+          <w:iCs/>
+          <w:color w:val="22292E"/>
+        </w:rPr>
+        <w:t xml:space="preserve">Tirem os dormentes dos trilhos: cada trilho vira uma linha do tempo, e cada bolinha é uma versão rubricada, um commit. Em B, alguém tira uma cópia para redigir uma cláusula; F1 e F2 são as versões dessa cópia; em M, a cópia é incorporada à minuta. Isso é o merge.</w:t>
+      </w:r>
+    </w:p>
+    <w:p>
+      <w:pPr>
+        <w:spacing w:after="120" w:line="300"/>
+      </w:pPr>
+      <w:r>
+        <w:rPr>
+          <w:b/>
+          <w:bCs/>
+        </w:rPr>
+        <w:t xml:space="preserve">Slide 19 — A mesma malha, no contrato.</w:t>
+      </w:r>
+      <w:r>
+        <w:t xml:space="preserve"> O mesmo desenho da malha dos trens, agora com as versões. O vagão virou cláusula: a feature é uma área redigindo uma cláusula; a release é a versão para assinatura, que só aceita correção de redação; o hotfix é o aditivo urgente. As etiquetas laranja na main são os números das versões que foram para produção, as tags; voltam no bloco 4.</w:t>
+      </w:r>
+    </w:p>
+    <w:p>
+      <w:pPr>
+        <w:pStyle w:val="Heading2"/>
+      </w:pPr>
+      <w:r>
+        <w:t xml:space="preserve">Bloco 3 — Os tipos de merge — 30 min (slides 20 a 28)</w:t>
+      </w:r>
+    </w:p>
+    <w:p>
+      <w:pPr>
+        <w:spacing w:after="120" w:line="300"/>
+      </w:pPr>
+      <w:r>
+        <w:rPr>
+          <w:b/>
+          <w:bCs/>
+        </w:rPr>
+        <w:t xml:space="preserve">Objetivo: </w:t>
+      </w:r>
+      <w:r>
+        <w:t xml:space="preserve">mostrar que há quatro jeitos de incorporar uma cópia, que todos levam o mesmo conteúdo e que a diferença é a história que fica registrada.</w:t>
+      </w:r>
+    </w:p>
+    <w:p>
+      <w:pPr>
+        <w:spacing w:after="120" w:line="300"/>
+      </w:pPr>
+      <w:r>
+        <w:rPr>
+          <w:b/>
+          <w:bCs/>
+        </w:rPr>
+        <w:t xml:space="preserve">Slide 21 — Antes de juntar: a minuta andou?</w:t>
+      </w:r>
+      <w:r>
+        <w:t xml:space="preserve"> É a pergunta que decide tudo. Se ninguém mexeu na minuta desde que a cópia saiu, juntar é trivial. Se mexeu, há três escolhas. Os quatro slides seguintes usam sempre o mesmo desenho: a develop com A, B e C; a cópia da cláusula de multa com F1 e F2.</w:t>
+      </w:r>
+    </w:p>
+    <w:p>
+      <w:pPr>
+        <w:spacing w:before="80" w:after="160"/>
+        <w:jc w:val="center"/>
+      </w:pPr>
+      <w:r>
+        <w:drawing>
+          <wp:inline distT="0" distB="0" distL="0" distR="0">
+            <wp:extent cx="2857500" cy="1123950"/>
+            <wp:effectExtent t="0" r="0" b="0" l="0"/>
+            <wp:docPr id="1" name="" descr="" title=""/>
+            <wp:cNvGraphicFramePr>
+              <a:graphicFrameLocks xmlns:a="http://schemas.openxmlformats.org/drawingml/2006/main" noChangeAspect="1"/>
+            </wp:cNvGraphicFramePr>
+            <a:graphic xmlns:a="http://schemas.openxmlformats.org/drawingml/2006/main">
+              <a:graphicData uri="http://schemas.openxmlformats.org/drawingml/2006/picture">
+                <pic:pic xmlns:pic="http://schemas.openxmlformats.org/drawingml/2006/picture">
+                  <pic:nvPicPr>
+                    <pic:cNvPr id="0" name="" descr=""/>
+                    <pic:cNvPicPr>
+                      <a:picLocks noChangeAspect="1" noChangeArrowheads="1"/>
+                    </pic:cNvPicPr>
+                  </pic:nvPicPr>
+                  <pic:blipFill>
+                    <a:blip r:embed="rId13" cstate="none"/>
+                    <a:srcRect/>
+                    <a:stretch>
+                      <a:fillRect/>
+                    </a:stretch>
+                  </pic:blipFill>
+                  <pic:spPr bwMode="auto">
+                    <a:xfrm>
+                      <a:off x="0" y="0"/>
+                      <a:ext cx="2857500" cy="1123950"/>
+                    </a:xfrm>
+                    <a:prstGeom prst="rect">
+                      <a:avLst/>
+                    </a:prstGeom>
+                  </pic:spPr>
+                </pic:pic>
+              </a:graphicData>
+            </a:graphic>
+          </wp:inline>
+        </w:drawing>
+      </w:r>
+    </w:p>
+    <w:p>
+      <w:pPr>
+        <w:spacing w:after="120" w:line="300"/>
+      </w:pPr>
+      <w:r>
+        <w:rPr>
+          <w:b/>
+          <w:bCs/>
+        </w:rPr>
+        <w:t xml:space="preserve">Slide 22 — Fast-forward.</w:t>
+      </w:r>
+      <w:r>
+        <w:t xml:space="preserve"> O marcador da develop só pula para a frente, até F2: não há junção, porque não há o que juntar. O histórico fica reto e perde o desenho da cópia. No GitFlow original, as junções evitam o fast-forward justamente para que a cópia continue visível.</w:t>
+      </w:r>
+    </w:p>
+    <w:p>
+      <w:pPr>
+        <w:pBdr>
+          <w:left w:val="single" w:color="F39200" w:sz="18" w:space="12"/>
+        </w:pBdr>
+        <w:spacing w:before="60" w:after="140" w:line="300"/>
+        <w:ind w:left="360"/>
+      </w:pPr>
+      <w:r>
+        <w:rPr>
+          <w:i/>
+          <w:iCs/>
+          <w:color w:val="22292E"/>
+        </w:rPr>
+        <w:t xml:space="preserve">Ninguém mexeu na minuta desde que você tirou a sua cópia. Então a sua cópia passa a ser a minuta.</w:t>
+      </w:r>
+    </w:p>
+    <w:p>
+      <w:pPr>
+        <w:spacing w:after="120" w:line="300"/>
+      </w:pPr>
+      <w:r>
+        <w:rPr>
+          <w:b/>
+          <w:bCs/>
+        </w:rPr>
+        <w:t xml:space="preserve">Slide 23 — Merge commit.</w:t>
+      </w:r>
+      <w:r>
+        <w:t xml:space="preserve"> A junção vira uma versão própria, M. Nada é reescrito; o histórico guarda quando a cópia saiu e quando voltou. É o jeito do GitFlow original, em todas as junções.</w:t>
+      </w:r>
+    </w:p>
+    <w:p>
+      <w:pPr>
+        <w:pBdr>
+          <w:left w:val="single" w:color="F39200" w:sz="18" w:space="12"/>
+        </w:pBdr>
+        <w:spacing w:before="60" w:after="140" w:line="300"/>
+        <w:ind w:left="360"/>
+      </w:pPr>
+      <w:r>
+        <w:rPr>
+          <w:i/>
+          <w:iCs/>
+          <w:color w:val="22292E"/>
+        </w:rPr>
+        <w:t xml:space="preserve">A cláusula entra com todas as versões, e alguém anota "incorporada em 12/10, aprovada por fulano".</w:t>
+      </w:r>
+    </w:p>
+    <w:p>
+      <w:pPr>
+        <w:spacing w:after="120" w:line="300"/>
+      </w:pPr>
+      <w:r>
+        <w:rPr>
+          <w:b/>
+          <w:bCs/>
+        </w:rPr>
+        <w:t xml:space="preserve">Slide 24 — Squash.</w:t>
+      </w:r>
+      <w:r>
+        <w:t xml:space="preserve"> Espremer: as versões da cópia viram uma só. Útil quando a cópia tem muitas versões pequenas ("ajuste", "ajuste 2", "agora vai"). Perde o passo a passo, e a cópia deve ser apagada depois: ela não serve mais para continuar o trabalho. Curiosidade: por isso a Diretriz 4 não mede a divergência só pelo número de commits, que o squash reduz sem reduzir a divergência real.</w:t>
+      </w:r>
+    </w:p>
+    <w:p>
+      <w:pPr>
+        <w:pBdr>
+          <w:left w:val="single" w:color="F39200" w:sz="18" w:space="12"/>
+        </w:pBdr>
+        <w:spacing w:before="60" w:after="140" w:line="300"/>
+        <w:ind w:left="360"/>
+      </w:pPr>
+      <w:r>
+        <w:rPr>
+          <w:i/>
+          <w:iCs/>
+          <w:color w:val="22292E"/>
+        </w:rPr>
+        <w:t xml:space="preserve">Passar a limpo: entra o texto final da cláusula, sem os rascunhos.</w:t>
+      </w:r>
+    </w:p>
+    <w:p>
+      <w:pPr>
+        <w:spacing w:after="120" w:line="300"/>
+      </w:pPr>
+      <w:r>
+        <w:rPr>
+          <w:b/>
+          <w:bCs/>
+        </w:rPr>
+        <w:t xml:space="preserve">Slide 25 — Rebase.</w:t>
+      </w:r>
+      <w:r>
+        <w:t xml:space="preserve"> Mudar a base: a cópia, que saía de B, passa a sair de C. As versões são refeitas e ganham o apóstrofo (F1′, F2′): mesmo conteúdo, outra identidade e outra data. Depois do rebase, a junção vira um fast-forward.</w:t>
+      </w:r>
+    </w:p>
+    <w:p>
+      <w:pPr>
+        <w:pBdr>
+          <w:left w:val="single" w:color="F39200" w:sz="18" w:space="12"/>
+        </w:pBdr>
+        <w:spacing w:before="60" w:after="140" w:line="300"/>
+        <w:ind w:left="360"/>
+      </w:pPr>
+      <w:r>
+        <w:rPr>
+          <w:i/>
+          <w:iCs/>
+          <w:color w:val="22292E"/>
+        </w:rPr>
+        <w:t xml:space="preserve">Antes de pedir o visto, você refaz a sua cópia em cima da minuta mais recente. Só que ninguém faz isso numa cópia que outras pessoas estão lendo: seria trocar as páginas debaixo do nariz delas.</w:t>
+      </w:r>
+    </w:p>
+    <w:p>
+      <w:pPr>
+        <w:spacing w:after="120" w:line="300"/>
+      </w:pPr>
+      <w:r>
+        <w:rPr>
+          <w:b/>
+          <w:bCs/>
+        </w:rPr>
+        <w:t xml:space="preserve">Slide 26 — Lado a lado.</w:t>
+      </w:r>
+      <w:r>
+        <w:t xml:space="preserve"> Resumo para fotografar. Insista na frase de baixo: nenhum tipo de merge perde a mudança em si.</w:t>
+      </w:r>
+    </w:p>
+    <w:p>
+      <w:pPr>
+        <w:spacing w:after="120" w:line="300"/>
+      </w:pPr>
+      <w:r>
+        <w:rPr>
+          <w:b/>
+          <w:bCs/>
+        </w:rPr>
+        <w:t xml:space="preserve">Slide 27 — Os botões.</w:t>
+      </w:r>
+      <w:r>
+        <w:t xml:space="preserve"> As plataformas do Modelo VIC são o GitHub e o Azure DevOps, e os botões aparecem na conclusão do pull request. O fast-forward puro não tem botão próprio: acontece quando a minuta não andou ou depois de um rebase. O semi-linear, do Azure DevOps, faz o rebase e ainda cria a versão de junção. Quem escolhe o tipo é a política do repositório; na dúvida, o Integrador (Diretriz 6).</w:t>
+      </w:r>
+    </w:p>
+    <w:p>
+      <w:pPr>
+        <w:spacing w:after="120" w:line="300"/>
+      </w:pPr>
+      <w:r>
+        <w:rPr>
+          <w:b/>
+          <w:bCs/>
+        </w:rPr>
+        <w:t xml:space="preserve">Slide 28 — Conflito.</w:t>
+      </w:r>
+      <w:r>
+        <w:t xml:space="preserve"> Não é erro de ninguém: é o Git avisando que duas mudanças disputam o mesmo trecho e que ele não vai adivinhar qual vale. Pode acontecer em qualquer tipo de merge.</w:t>
+      </w:r>
+    </w:p>
+    <w:p>
+      <w:pPr>
+        <w:pBdr>
+          <w:left w:val="single" w:color="F39200" w:sz="18" w:space="12"/>
+        </w:pBdr>
+        <w:spacing w:before="60" w:after="140" w:line="300"/>
+        <w:ind w:left="360"/>
+      </w:pPr>
+      <w:r>
+        <w:rPr>
+          <w:i/>
+          <w:iCs/>
+          <w:color w:val="22292E"/>
+        </w:rPr>
+        <w:t xml:space="preserve">O jurídico pôs a multa em 2%; o comercial, em 1%. Quem decide? Não é o Git, e muitas vezes não é o time técnico: é o negócio. Quando o conflito é de regra, o time vai precisar de vocês.</w:t>
+      </w:r>
+    </w:p>
+    <w:p>
+      <w:pPr>
+        <w:pStyle w:val="Heading2"/>
+      </w:pPr>
+      <w:r>
+        <w:t xml:space="preserve">Dinâmica 2 — 15 min (slides 29 e 30)</w:t>
+      </w:r>
+    </w:p>
+    <w:p>
+      <w:pPr>
+        <w:spacing w:after="120" w:line="300"/>
+      </w:pPr>
+      <w:r>
+        <w:t xml:space="preserve">Conduza conforme a seção 5.</w:t>
+      </w:r>
+    </w:p>
+    <w:p>
+      <w:pPr>
+        <w:pStyle w:val="Heading2"/>
+      </w:pPr>
+      <w:r>
+        <w:t xml:space="preserve">Bloco 4 — Versões e as regras do Modelo VIC — 15 min (slides 31 a 36)</w:t>
+      </w:r>
+    </w:p>
+    <w:p>
+      <w:pPr>
+        <w:spacing w:after="120" w:line="300"/>
+      </w:pPr>
+      <w:r>
+        <w:rPr>
+          <w:b/>
+          <w:bCs/>
+        </w:rPr>
+        <w:t xml:space="preserve">Objetivo: </w:t>
+      </w:r>
+      <w:r>
+        <w:t xml:space="preserve">ligar o fluxo às regras do Modelo VIC. São seis slides em 15 minutos: não se demore em nenhum.</w:t>
+      </w:r>
+    </w:p>
+    <w:p>
+      <w:pPr>
+        <w:spacing w:after="120" w:line="300"/>
+      </w:pPr>
+      <w:r>
+        <w:rPr>
+          <w:b/>
+          <w:bCs/>
+        </w:rPr>
+        <w:t xml:space="preserve">Slide 32 — Nada entra sem visto.</w:t>
+      </w:r>
+      <w:r>
+        <w:t xml:space="preserve"> Mudança direta na main e na develop é bloqueada (Diretriz 7). Toda mudança chega por pull request, o pedido de visto, em dois momentos (Diretriz 8): a aprovação, pelos revisores do time, e a completude, pelo Integrador, que efetiva o merge. É na completude que se escolhe o tipo de merge. O PR fica guardado como evidência para auditoria. É o "quem libera a passagem" do regulamento da ferrovia.</w:t>
+      </w:r>
+    </w:p>
+    <w:p>
+      <w:pPr>
+        <w:spacing w:after="120" w:line="300"/>
+      </w:pPr>
+      <w:r>
+        <w:rPr>
+          <w:b/>
+          <w:bCs/>
+        </w:rPr>
+        <w:t xml:space="preserve">Slide 33 — Merge back.</w:t>
+      </w:r>
+      <w:r>
+        <w:t xml:space="preserve"> Toda release e todo hotfix que entram na main voltam para a develop, ao fim de cada ciclo (Diretriz 5). É a regra de ouro da parte 1, agora com nome.</w:t>
+      </w:r>
+    </w:p>
+    <w:p>
+      <w:pPr>
+        <w:pBdr>
+          <w:left w:val="single" w:color="F39200" w:sz="18" w:space="12"/>
+        </w:pBdr>
+        <w:spacing w:before="60" w:after="140" w:line="300"/>
+        <w:ind w:left="360"/>
+      </w:pPr>
+      <w:r>
+        <w:rPr>
+          <w:i/>
+          <w:iCs/>
+          <w:color w:val="22292E"/>
+        </w:rPr>
+        <w:t xml:space="preserve">Se a correção feita na versão para assinatura não volta para a minuta, a próxima versão, que é redigida a partir da minuta, sai com o erro de novo. É o aditivo que ninguém passou para a minuta, ou o vagão consertado que não voltou para o pátio.</w:t>
+      </w:r>
+    </w:p>
+    <w:p>
+      <w:pPr>
+        <w:spacing w:after="120" w:line="300"/>
+      </w:pPr>
+      <w:r>
+        <w:rPr>
+          <w:b/>
+          <w:bCs/>
+        </w:rPr>
+        <w:t xml:space="preserve">Slide 34 — O número da versão.</w:t>
+      </w:r>
+      <w:r>
+        <w:t xml:space="preserve"> MAJOR muda o que já valia; MINOR traz novidade sem mudar o que existia; PATCH corrige. As três partes são o SemVer (Diretriz 9). A quarta, o BUILD, identifica a montagem, e só versão com os quatro números vai para produção: é o Padrão VEC (Diretriz 10). Cada versão publicada tem a sua nota de versão, com o que foi adicionado, alterado e corrigido (Diretriz 13).</w:t>
+      </w:r>
+    </w:p>
+    <w:p>
+      <w:pPr>
+        <w:spacing w:after="120" w:line="300"/>
+      </w:pPr>
+      <w:r>
+        <w:rPr>
+          <w:b/>
+          <w:bCs/>
+        </w:rPr>
+        <w:t xml:space="preserve">Slide 35 — Cópia curta, junção frequente.</w:t>
+      </w:r>
+      <w:r>
+        <w:t xml:space="preserve"> Quanto mais tempo uma área fica com a sua cópia sem olhar a minuta, mais difícil é juntar depois. O Modelo VIC mede isso, a divergência, e fixa limites por faixa de maturidade; os números do slide são os da faixa 3, a meta institucional (Diretriz 4).</w:t>
+      </w:r>
+    </w:p>
+    <w:p>
+      <w:pPr>
+        <w:spacing w:after="120" w:line="300"/>
+      </w:pPr>
+      <w:r>
+        <w:rPr>
+          <w:b/>
+          <w:bCs/>
+        </w:rPr>
+        <w:t xml:space="preserve">Slide 36 — O que você viu hoje.</w:t>
+      </w:r>
+      <w:r>
+        <w:t xml:space="preserve"> Não leia a tabela inteira: escolha duas linhas. As Diretrizes 1 e 12 ficam de fora porque tratam de testes e do conteúdo dos arquivos, não do fluxo.</w:t>
+      </w:r>
+    </w:p>
+    <w:p>
+      <w:pPr>
+        <w:pStyle w:val="Heading2"/>
+      </w:pPr>
+      <w:r>
+        <w:t xml:space="preserve">Dinâmica 3 — 25 min (slide 37)</w:t>
+      </w:r>
+    </w:p>
+    <w:p>
+      <w:pPr>
+        <w:spacing w:after="120" w:line="300"/>
+      </w:pPr>
+      <w:r>
+        <w:t xml:space="preserve">Conduza conforme a seção 5.</w:t>
+      </w:r>
+    </w:p>
+    <w:p>
+      <w:pPr>
+        <w:pStyle w:val="Heading2"/>
+      </w:pPr>
+      <w:r>
+        <w:t xml:space="preserve">Fechamento — 10 min (slides 38 a 41)</w:t>
+      </w:r>
+    </w:p>
+    <w:p>
+      <w:pPr>
+        <w:spacing w:after="120" w:line="300"/>
+      </w:pPr>
+      <w:r>
+        <w:rPr>
+          <w:b/>
+          <w:bCs/>
+        </w:rPr>
+        <w:t xml:space="preserve">Slide 38 — Voltando à enquete.</w:t>
+      </w:r>
+      <w:r>
+        <w:t xml:space="preserve"> A resposta é C: o desvio é a branch, e o engate é o merge. A é parar o sistema: os clientes ficam sem atendimento. B é mexer direto em produção: o passageiro sente cada martelada, e é o que a proteção da main proíbe. D é refazer tudo a cada mudança: caro, e não resolve. Repita a enquete e mostre a diferença em relação ao começo.</w:t>
+      </w:r>
+    </w:p>
+    <w:p>
+      <w:pPr>
+        <w:spacing w:after="120" w:line="300"/>
+      </w:pPr>
+      <w:r>
+        <w:rPr>
+          <w:b/>
+          <w:bCs/>
+        </w:rPr>
+        <w:t xml:space="preserve">Slide 39 — Perguntas que você já pode fazer ao time.</w:t>
+      </w:r>
+      <w:r>
+        <w:t xml:space="preserve"> É o ganho prático da oficina. Peça que cada pessoa escolha a pergunta que vai fazer na próxima reunião.</w:t>
+      </w:r>
+    </w:p>
+    <w:p>
+      <w:pPr>
+        <w:spacing w:after="120" w:line="300"/>
+      </w:pPr>
+      <w:r>
+        <w:rPr>
+          <w:b/>
+          <w:bCs/>
+        </w:rPr>
+        <w:t xml:space="preserve">Slide 40 — Para levar.</w:t>
+      </w:r>
+      <w:r>
+        <w:t xml:space="preserve"> Três frases, a primeira da parte 1 e as outras duas da parte 2: cada trabalho no seu trilho; juntar é escolher a história; tudo o que chega à main volta para a develop. Envie a cartilha de bolso no chat.</w:t>
+      </w:r>
+    </w:p>
+    <w:p>
+      <w:pPr>
+        <w:spacing w:after="120" w:line="300"/>
+      </w:pPr>
+      <w:r>
+        <w:rPr>
+          <w:b/>
+          <w:bCs/>
+        </w:rPr>
+        <w:t xml:space="preserve">Slide 41 — "Cada trabalho no seu trilho."</w:t>
+      </w:r>
+      <w:r>
+        <w:t xml:space="preserve"> Agradeça e abra para dúvidas.</w:t>
+      </w:r>
+    </w:p>
+    <w:p>
+      <w:pPr>
+        <w:pStyle w:val="Heading1"/>
+        <w:pageBreakBefore/>
+      </w:pPr>
+      <w:r>
+        <w:t xml:space="preserve">5. As dinâmicas</w:t>
+      </w:r>
+    </w:p>
+    <w:p>
+      <w:pPr>
+        <w:pStyle w:val="Heading2"/>
+      </w:pPr>
+      <w:r>
+        <w:t xml:space="preserve">Dinâmica 1 — Qual trilho? (20 min)</w:t>
+      </w:r>
+    </w:p>
+    <w:p>
+      <w:pPr>
+        <w:spacing w:after="120" w:line="300"/>
+      </w:pPr>
+      <w:r>
+        <w:rPr>
+          <w:b/>
+          <w:bCs/>
+        </w:rPr>
+        <w:t xml:space="preserve">Objetivo: </w:t>
+      </w:r>
+      <w:r>
+        <w:t xml:space="preserve">associar situações do dia a dia de um sistema ao trilho certo, com a origem e o destino.</w:t>
+      </w:r>
+    </w:p>
+    <w:p>
+      <w:pPr>
+        <w:pStyle w:val="ListParagraph"/>
+        <w:numPr>
+          <w:ilvl w:val="0"/>
+          <w:numId w:val="7"/>
+        </w:numPr>
+        <w:spacing w:after="80" w:line="290"/>
+      </w:pPr>
+      <w:r>
+        <w:t xml:space="preserve">Faça a primeira carta com a turma, no slide 13: "Desde ontem, o app em produção cobra a tarifa em dobro" é um vagão com defeito no trem comercial: hotfix/*, sai da main e volta para a main e para a develop.</w:t>
+      </w:r>
+    </w:p>
+    <w:p>
+      <w:pPr>
+        <w:pStyle w:val="ListParagraph"/>
+        <w:numPr>
+          <w:ilvl w:val="0"/>
+          <w:numId w:val="7"/>
+        </w:numPr>
+        <w:spacing w:after="80" w:line="290"/>
+      </w:pPr>
+      <w:r>
+        <w:t xml:space="preserve">Abra as salas por 12 minutos. Cada grupo arrasta as 12 cartas para as cinco raias (ou para o canto "Não pode!") e cola em cada uma a etiqueta "sai de / vai para".</w:t>
+      </w:r>
+    </w:p>
+    <w:p>
+      <w:pPr>
+        <w:pStyle w:val="ListParagraph"/>
+        <w:numPr>
+          <w:ilvl w:val="0"/>
+          <w:numId w:val="7"/>
+        </w:numPr>
+        <w:spacing w:after="80" w:line="290"/>
+      </w:pPr>
+      <w:r>
+        <w:t xml:space="preserve">Visite as salas. Se um grupo travar, pergunte: "isso já está no trem com passageiros? É um vagão novo ou um conserto? Dá para esperar a próxima composição?".</w:t>
+      </w:r>
+    </w:p>
+    <w:p>
+      <w:pPr>
+        <w:pStyle w:val="ListParagraph"/>
+        <w:numPr>
+          <w:ilvl w:val="0"/>
+          <w:numId w:val="7"/>
+        </w:numPr>
+        <w:spacing w:after="80" w:line="290"/>
+      </w:pPr>
+      <w:r>
+        <w:t xml:space="preserve">Na volta (8 min), peça a cada grupo a carta de que teve mais dúvida.</w:t>
+      </w:r>
+    </w:p>
+    <w:p>
+      <w:pPr>
+        <w:spacing w:after="120" w:line="300"/>
+      </w:pPr>
+      <w:r>
+        <w:rPr>
+          <w:b/>
+          <w:bCs/>
+        </w:rPr>
+        <w:t xml:space="preserve">Perguntas para a volta:</w:t>
+      </w:r>
+    </w:p>
+    <w:p>
+      <w:pPr>
+        <w:pStyle w:val="ListParagraph"/>
+        <w:numPr>
+          <w:ilvl w:val="0"/>
+          <w:numId w:val="3"/>
+        </w:numPr>
+        <w:spacing w:after="80" w:line="290"/>
+      </w:pPr>
+      <w:r>
+        <w:t xml:space="preserve">"Na homologação da 2.4, um texto da tela está errado": por que não abre uma feature? (A vistoria já começou: o conserto é feito na própria release.)</w:t>
+      </w:r>
+    </w:p>
+    <w:p>
+      <w:pPr>
+        <w:pStyle w:val="ListParagraph"/>
+        <w:numPr>
+          <w:ilvl w:val="0"/>
+          <w:numId w:val="3"/>
+        </w:numPr>
+        <w:spacing w:after="80" w:line="290"/>
+      </w:pPr>
+      <w:r>
+        <w:t xml:space="preserve">"A correção urgente de ontem também precisa estar na próxima versão": que trilho é esse? (Nenhum novo: é a volta do hotfix para o pátio, a develop.)</w:t>
+      </w:r>
+    </w:p>
+    <w:p>
+      <w:pPr>
+        <w:pStyle w:val="ListParagraph"/>
+        <w:numPr>
+          <w:ilvl w:val="0"/>
+          <w:numId w:val="3"/>
+        </w:numPr>
+        <w:spacing w:after="80" w:line="290"/>
+      </w:pPr>
+      <w:r>
+        <w:t xml:space="preserve">"Alterar direto a versão em produção, porque é rapidinho": por que não pode? (A main é protegida: ninguém mexe no trem comercial sem autorização.)</w:t>
+      </w:r>
+    </w:p>
+    <w:p>
+      <w:pPr>
+        <w:spacing w:after="120" w:line="300"/>
+      </w:pPr>
+      <w:r>
+        <w:rPr>
+          <w:b/>
+          <w:bCs/>
+        </w:rPr>
+        <w:t xml:space="preserve">Gabarito: </w:t>
+      </w:r>
+      <w:r>
+        <w:t xml:space="preserve">no material das dinâmicas.</w:t>
+      </w:r>
+    </w:p>
+    <w:p>
+      <w:pPr>
+        <w:pStyle w:val="Heading2"/>
+      </w:pPr>
+      <w:r>
+        <w:t xml:space="preserve">Dinâmica 2 — Qual foi o merge? (15 min)</w:t>
+      </w:r>
+    </w:p>
+    <w:p>
+      <w:pPr>
+        <w:spacing w:after="120" w:line="300"/>
+      </w:pPr>
+      <w:r>
+        <w:rPr>
+          <w:b/>
+          <w:bCs/>
+        </w:rPr>
+        <w:t xml:space="preserve">Objetivo: </w:t>
+      </w:r>
+      <w:r>
+        <w:t xml:space="preserve">reconhecer os quatro tipos de merge pelo desenho e pela intenção.</w:t>
+      </w:r>
+    </w:p>
+    <w:p>
+      <w:pPr>
+        <w:pStyle w:val="ListParagraph"/>
+        <w:numPr>
+          <w:ilvl w:val="0"/>
+          <w:numId w:val="8"/>
+        </w:numPr>
+        <w:spacing w:after="80" w:line="290"/>
+      </w:pPr>
+      <w:r>
+        <w:t xml:space="preserve">Slide 29, rodadas 1 a 4: uma rodada por vez, com a enquete das quatro opções e 30 segundos para votar. Mostre o resultado e comente em 30 segundos.</w:t>
+      </w:r>
+    </w:p>
+    <w:p>
+      <w:pPr>
+        <w:pStyle w:val="ListParagraph"/>
+        <w:numPr>
+          <w:ilvl w:val="0"/>
+          <w:numId w:val="8"/>
+        </w:numPr>
+        <w:spacing w:after="80" w:line="290"/>
+      </w:pPr>
+      <w:r>
+        <w:t xml:space="preserve">Slide 30, rodadas 5 a 8: a mesma enquete, agora com situações em texto: "qual você escolheria?".</w:t>
+      </w:r>
+    </w:p>
+    <w:p>
+      <w:pPr>
+        <w:spacing w:after="120" w:line="300"/>
+      </w:pPr>
+      <w:r>
+        <w:rPr>
+          <w:b/>
+          <w:bCs/>
+        </w:rPr>
+        <w:t xml:space="preserve">Respostas: </w:t>
+      </w:r>
+      <w:r>
+        <w:t xml:space="preserve">1 squash; 2 fast-forward; 3 rebase; 4 merge commit; 5 merge commit; 6 squash; 7 rebase; 8 fast-forward.</w:t>
+      </w:r>
+    </w:p>
+    <w:p>
+      <w:pPr>
+        <w:spacing w:after="120" w:line="300"/>
+      </w:pPr>
+      <w:r>
+        <w:rPr>
+          <w:b/>
+          <w:bCs/>
+        </w:rPr>
+        <w:t xml:space="preserve">O que observar: </w:t>
+      </w:r>
+      <w:r>
+        <w:t xml:space="preserve">a rodada 2 é a pegadinha: o desenho não tem C, porque partiu do "antes" em que a minuta não andou. Na rodada 7, quem responder merge commit (trazer a develop para dentro da cópia) também resolve, e é a resposta certa quando a cópia é compartilhada com outras pessoas; reforce que o rebase é só para a própria cópia.</w:t>
+      </w:r>
+    </w:p>
+    <w:p>
+      <w:pPr>
+        <w:pStyle w:val="Heading2"/>
+      </w:pPr>
+      <w:r>
+        <w:t xml:space="preserve">Dinâmica 3 — A vida de uma versão (25 min)</w:t>
+      </w:r>
+    </w:p>
+    <w:p>
+      <w:pPr>
+        <w:spacing w:after="120" w:line="300"/>
+      </w:pPr>
+      <w:r>
+        <w:rPr>
+          <w:b/>
+          <w:bCs/>
+        </w:rPr>
+        <w:t xml:space="preserve">Objetivo: </w:t>
+      </w:r>
+      <w:r>
+        <w:t xml:space="preserve">montar, em grupo, as linhas do tempo de um sistema a partir de uma história, com release, hotfix e merge back.</w:t>
+      </w:r>
+    </w:p>
+    <w:p>
+      <w:pPr>
+        <w:spacing w:after="120" w:line="300"/>
+      </w:pPr>
+      <w:r>
+        <w:rPr>
+          <w:b/>
+          <w:bCs/>
+        </w:rPr>
+        <w:t xml:space="preserve">Caso: </w:t>
+      </w:r>
+      <w:r>
+        <w:t xml:space="preserve">o Contratos Online é um sistema fictício; em produção está a versão v2.3.0.97. Os oito eventos estão no slide 37 e no frame de cada grupo.</w:t>
+      </w:r>
+    </w:p>
+    <w:p>
+      <w:pPr>
+        <w:pStyle w:val="ListParagraph"/>
+        <w:numPr>
+          <w:ilvl w:val="0"/>
+          <w:numId w:val="9"/>
+        </w:numPr>
+        <w:spacing w:after="80" w:line="290"/>
+      </w:pPr>
+      <w:r>
+        <w:t xml:space="preserve">Explique a tarefa: desenhar as linhas do tempo, na ordem dos eventos, numerando cada versão com o número do evento.</w:t>
+      </w:r>
+    </w:p>
+    <w:p>
+      <w:pPr>
+        <w:pStyle w:val="ListParagraph"/>
+        <w:numPr>
+          <w:ilvl w:val="0"/>
+          <w:numId w:val="9"/>
+        </w:numPr>
+        <w:spacing w:after="80" w:line="290"/>
+      </w:pPr>
+      <w:r>
+        <w:t xml:space="preserve">Salas por 15 minutos.</w:t>
+      </w:r>
+    </w:p>
+    <w:p>
+      <w:pPr>
+        <w:pStyle w:val="ListParagraph"/>
+        <w:numPr>
+          <w:ilvl w:val="0"/>
+          <w:numId w:val="9"/>
+        </w:numPr>
+        <w:spacing w:after="80" w:line="290"/>
+      </w:pPr>
+      <w:r>
+        <w:t xml:space="preserve">Na volta (10 min), um grupo mostra o desenho e os outros comparam. Depois, mostre o gabarito.</w:t>
+      </w:r>
+    </w:p>
+    <w:p>
+      <w:pPr>
+        <w:spacing w:before="80" w:after="160"/>
+        <w:jc w:val="center"/>
+      </w:pPr>
+      <w:r>
+        <w:drawing>
+          <wp:inline distT="0" distB="0" distL="0" distR="0">
+            <wp:extent cx="4476750" cy="2305050"/>
+            <wp:effectExtent t="0" r="0" b="0" l="0"/>
+            <wp:docPr id="1" name="" descr="" title=""/>
+            <wp:cNvGraphicFramePr>
+              <a:graphicFrameLocks xmlns:a="http://schemas.openxmlformats.org/drawingml/2006/main" noChangeAspect="1"/>
+            </wp:cNvGraphicFramePr>
+            <a:graphic xmlns:a="http://schemas.openxmlformats.org/drawingml/2006/main">
+              <a:graphicData uri="http://schemas.openxmlformats.org/drawingml/2006/picture">
+                <pic:pic xmlns:pic="http://schemas.openxmlformats.org/drawingml/2006/picture">
+                  <pic:nvPicPr>
+                    <pic:cNvPr id="0" name="" descr=""/>
+                    <pic:cNvPicPr>
+                      <a:picLocks noChangeAspect="1" noChangeArrowheads="1"/>
+                    </pic:cNvPicPr>
+                  </pic:nvPicPr>
+                  <pic:blipFill>
+                    <a:blip r:embed="rId14" cstate="none"/>
+                    <a:srcRect/>
+                    <a:stretch>
+                      <a:fillRect/>
+                    </a:stretch>
+                  </pic:blipFill>
+                  <pic:spPr bwMode="auto">
+                    <a:xfrm>
+                      <a:off x="0" y="0"/>
                       <a:ext cx="4476750" cy="2305050"/>
                     </a:xfrm>
                     <a:prstGeom prst="rect">
@@ -4929,7 +5584,7 @@
         <w:spacing w:after="80" w:line="290"/>
       </w:pPr>
       <w:r>
-        <w:t xml:space="preserve">Trilhos temporários: feature/assinatura, feature/alerta, release/2.4.0 e hotfix/2.4.1.</w:t>
+        <w:t xml:space="preserve">Branches temporárias: feature/assinatura, feature/alerta, release/2.4.0 e hotfix/2.4.1.</w:t>
       </w:r>
     </w:p>
     <w:p>
@@ -4942,7 +5597,7 @@
         <w:spacing w:after="80" w:line="290"/>
       </w:pPr>
       <w:r>
-        <w:t xml:space="preserve">Placas na main: v2.4.0.118 (evento 6) e v2.4.1.121 (evento 7).</w:t>
+        <w:t xml:space="preserve">Números de versão na main: v2.4.0.118 (evento 6) e v2.4.1.121 (evento 7).</w:t>
       </w:r>
     </w:p>
     <w:p>
@@ -4981,7 +5636,7 @@
         <w:spacing w:after="80" w:line="290"/>
       </w:pPr>
       <w:r>
-        <w:t xml:space="preserve">Tipo de merge no evento 3: resposta aberta. No GitFlow original, merge commit, para o desvio ficar visível; squash, se o desvio tiver muitas paradas pequenas. Quem decide é a política do repositório.</w:t>
+        <w:t xml:space="preserve">Tipo de merge no evento 3: resposta aberta. No GitFlow original, merge commit, para a cópia ficar visível; squash, se a cópia tiver muitas versões pequenas. Quem decide é a política do repositório.</w:t>
       </w:r>
     </w:p>
     <w:p>
@@ -5019,7 +5674,7 @@
         <w:spacing w:after="80" w:line="290"/>
       </w:pPr>
       <w:r>
-        <w:t xml:space="preserve">O alerta de vencimento entrando na release/2.4.0: a vistoria já tinha começado; o alerta espera a próxima.</w:t>
+        <w:t xml:space="preserve">O alerta de vencimento entrando na release/2.4.0: a versão já estava em homologação; o alerta espera a próxima.</w:t>
       </w:r>
     </w:p>
     <w:p>
@@ -5045,7 +5700,7 @@
         <w:spacing w:after="80" w:line="290"/>
       </w:pPr>
       <w:r>
-        <w:t xml:space="preserve">Placa na develop: placa de versão só na main.</w:t>
+        <w:t xml:space="preserve">Número de versão na develop: o número só vai na main.</w:t>
       </w:r>
     </w:p>
     <w:p>
@@ -5062,6 +5717,22 @@
         <w:pStyle w:val="Heading3"/>
       </w:pPr>
       <w:r>
+        <w:t xml:space="preserve">Por que duas analogias?</w:t>
+      </w:r>
+    </w:p>
+    <w:p>
+      <w:pPr>
+        <w:spacing w:after="120" w:line="300"/>
+      </w:pPr>
+      <w:r>
+        <w:t xml:space="preserve">Porque cada uma explica bem uma parte. O trem mostra por que existem trilhos separados e para onde cada um leva. O contrato mostra o que fica registrado e como as cópias se juntam, coisas que o trem não explica: um trem de verdade não se copia nem guarda a história de cada vagão.</w:t>
+      </w:r>
+    </w:p>
+    <w:p>
+      <w:pPr>
+        <w:pStyle w:val="Heading3"/>
+      </w:pPr>
+      <w:r>
         <w:t xml:space="preserve">O GitFlow é o mesmo que o Git?</w:t>
       </w:r>
     </w:p>
@@ -5110,6 +5781,22 @@
         <w:pStyle w:val="Heading3"/>
       </w:pPr>
       <w:r>
+        <w:t xml:space="preserve">Numa feature só existe um vagão?</w:t>
+      </w:r>
+    </w:p>
+    <w:p>
+      <w:pPr>
+        <w:spacing w:after="120" w:line="300"/>
+      </w:pPr>
+      <w:r>
+        <w:t xml:space="preserve">Na analogia, sim: é a forma de dizer que a feature cuida de uma funcionalidade. No Git, a branch tem uma cópia do sistema inteiro, mas a equipe só mexe na parte dela.</w:t>
+      </w:r>
+    </w:p>
+    <w:p>
+      <w:pPr>
+        <w:pStyle w:val="Heading3"/>
+      </w:pPr>
+      <w:r>
         <w:t xml:space="preserve">Qual é o melhor tipo de merge?</w:t>
       </w:r>
     </w:p>
@@ -5134,7 +5821,7 @@
         <w:spacing w:after="120" w:line="300"/>
       </w:pPr>
       <w:r>
-        <w:t xml:space="preserve">É seguro no próprio desvio, que só você usa. Perigoso é reescrever a história de um trilho que outras pessoas usam; por isso a main e a develop são protegidas.</w:t>
+        <w:t xml:space="preserve">É seguro na própria cópia, que só você usa. Perigoso é reescrever a história de uma linha que outras pessoas usam; por isso a main e a develop são protegidas.</w:t>
       </w:r>
     </w:p>
     <w:p>
@@ -5150,7 +5837,7 @@
         <w:spacing w:after="120" w:line="300"/>
       </w:pPr>
       <w:r>
-        <w:t xml:space="preserve">Não: o conteúdo inteiro entra na develop. Some só o passo a passo do desvio, que fica registrado no pull request.</w:t>
+        <w:t xml:space="preserve">Não: o conteúdo inteiro entra na develop. Some só o passo a passo da cópia, que fica registrado no pull request.</w:t>
       </w:r>
     </w:p>
     <w:p>
@@ -5166,7 +5853,7 @@
         <w:spacing w:after="120" w:line="300"/>
       </w:pPr>
       <w:r>
-        <w:t xml:space="preserve">Porque ela está em vistoria. Se entrar novidade, o que foi testado deixa de ser o que vai para produção. Novidade espera a próxima release.</w:t>
+        <w:t xml:space="preserve">Porque ela está em vistoria. Se entrar vagão novo, o que foi testado deixa de ser o que vai para produção. Novidade espera a próxima release.</w:t>
       </w:r>
     </w:p>
     <w:p>
@@ -5435,7 +6122,7 @@
                 <w:b/>
                 <w:bCs/>
               </w:rPr>
-              <w:t xml:space="preserve">Commit</w:t>
+              <w:t xml:space="preserve">Branch</w:t>
             </w:r>
           </w:p>
         </w:tc>
@@ -5460,7 +6147,7 @@
               <w:spacing w:after="0" w:line="270"/>
             </w:pPr>
             <w:r>
-              <w:t xml:space="preserve">Uma versão registrada: a estação da ferrovia, a rubrica da minuta.</w:t>
+              <w:t xml:space="preserve">Um trilho: uma linha de trabalho separada. No contrato, uma cópia de trabalho.</w:t>
             </w:r>
           </w:p>
         </w:tc>
@@ -5491,7 +6178,7 @@
                 <w:b/>
                 <w:bCs/>
               </w:rPr>
-              <w:t xml:space="preserve">Branch</w:t>
+              <w:t xml:space="preserve">Commit</w:t>
             </w:r>
           </w:p>
         </w:tc>
@@ -5516,7 +6203,7 @@
               <w:spacing w:after="0" w:line="270"/>
             </w:pPr>
             <w:r>
-              <w:t xml:space="preserve">Uma linha de trabalho: o trilho.</w:t>
+              <w:t xml:space="preserve">Uma versão registrada: a versão rubricada da minuta.</w:t>
             </w:r>
           </w:p>
         </w:tc>
@@ -5572,7 +6259,7 @@
               <w:spacing w:after="0" w:line="270"/>
             </w:pPr>
             <w:r>
-              <w:t xml:space="preserve">A junção de uma branch em outra: o entroncamento.</w:t>
+              <w:t xml:space="preserve">A junção de uma branch em outra: o engate do vagão, a cópia incorporada.</w:t>
             </w:r>
           </w:p>
         </w:tc>
@@ -5684,7 +6371,7 @@
               <w:spacing w:after="0" w:line="270"/>
             </w:pPr>
             <w:r>
-              <w:t xml:space="preserve">Merge sem junção: a linha não andou, e o marcador só avança.</w:t>
+              <w:t xml:space="preserve">Merge sem junção: a minuta não andou, e o marcador só avança.</w:t>
             </w:r>
           </w:p>
         </w:tc>
@@ -5740,7 +6427,7 @@
               <w:spacing w:after="0" w:line="270"/>
             </w:pPr>
             <w:r>
-              <w:t xml:space="preserve">Merge com uma estação de junção, que guarda o desvio no histórico.</w:t>
+              <w:t xml:space="preserve">Merge com uma versão de junção, que guarda a cópia no histórico.</w:t>
             </w:r>
           </w:p>
         </w:tc>
@@ -5796,7 +6483,7 @@
               <w:spacing w:after="0" w:line="270"/>
             </w:pPr>
             <w:r>
-              <w:t xml:space="preserve">Merge que junta todas as estações do desvio numa só.</w:t>
+              <w:t xml:space="preserve">Merge que junta todas as versões da cópia numa só.</w:t>
             </w:r>
           </w:p>
         </w:tc>
@@ -5852,7 +6539,7 @@
               <w:spacing w:after="0" w:line="270"/>
             </w:pPr>
             <w:r>
-              <w:t xml:space="preserve">Reassentar o desvio a partir do ponto atual da linha, com estações novas.</w:t>
+              <w:t xml:space="preserve">Refazer a cópia a partir da versão atual da linha, com versões novas.</w:t>
             </w:r>
           </w:p>
         </w:tc>
@@ -6132,7 +6819,7 @@
               <w:spacing w:after="0" w:line="270"/>
             </w:pPr>
             <w:r>
-              <w:t xml:space="preserve">A placa com o número da versão, na estação da main que foi para produção.</w:t>
+              <w:t xml:space="preserve">O número da versão, preso à versão da main que foi para produção.</w:t>
             </w:r>
           </w:p>
         </w:tc>

--- a/treinamento/oficina-nos-trilhos/2-roteiro-do-facilitador.docx
+++ b/treinamento/oficina-nos-trilhos/2-roteiro-do-facilitador.docx
@@ -4371,7 +4371,7 @@
       <w:r>
         <w:drawing>
           <wp:inline distT="0" distB="0" distL="0" distR="0">
-            <wp:extent cx="4476750" cy="2038350"/>
+            <wp:extent cx="4476750" cy="1933575"/>
             <wp:effectExtent t="0" r="0" b="0" l="0"/>
             <wp:docPr id="1" name="" descr="" title=""/>
             <wp:cNvGraphicFramePr>
@@ -4396,7 +4396,7 @@
                   <pic:spPr bwMode="auto">
                     <a:xfrm>
                       <a:off x="0" y="0"/>
-                      <a:ext cx="4476750" cy="2038350"/>
+                      <a:ext cx="4476750" cy="1933575"/>
                     </a:xfrm>
                     <a:prstGeom prst="rect">
                       <a:avLst/>
@@ -4445,7 +4445,7 @@
         <w:spacing w:after="80" w:line="290"/>
       </w:pPr>
       <w:r>
-        <w:t xml:space="preserve">Na feature, o vagão Cartões é construído e volta para o pátio.</w:t>
+        <w:t xml:space="preserve">Na feature, o vagão Cartões é construído e volta para o pátio, onde ocupa o lugar tracejado.</w:t>
       </w:r>
     </w:p>
     <w:p>
@@ -4458,7 +4458,7 @@
         <w:spacing w:after="80" w:line="290"/>
       </w:pPr>
       <w:r>
-        <w:t xml:space="preserve">Quando a composição do pátio fica pronta, vai inteira para a vistoria, a release. Aprovada, entra na linha comercial e também volta para o pátio.</w:t>
+        <w:t xml:space="preserve">Quando a composição do pátio fica pronta, vai inteira para a vistoria, a release, já com o Cartões. Aprovada, entra na linha comercial e também volta para o pátio. O trem comercial ainda não tem o Cartões: ele só chega aos passageiros pela vistoria.</w:t>
       </w:r>
     </w:p>
     <w:p>
